--- a/materialien/Welt2_Rangliste/2_Arbeitsblaetter/AQ_W2_AB3_Effizienz_und_binaere_Suche.docx
+++ b/materialien/Welt2_Rangliste/2_Arbeitsblaetter/AQ_W2_AB3_Effizienz_und_binaere_Suche.docx
@@ -8996,13 +8996,12 @@
               <w:tblLayout w:type="fixed"/>
             </w:tblPr>
             <w:tblGrid>
-              <w:gridCol w:w="1253"/>
-              <w:gridCol w:w="771"/>
-              <w:gridCol w:w="771"/>
-              <w:gridCol w:w="771"/>
-              <w:gridCol w:w="1157"/>
-              <w:gridCol w:w="2602"/>
-              <w:gridCol w:w="2313"/>
+              <w:gridCol w:w="1716"/>
+              <w:gridCol w:w="1056"/>
+              <w:gridCol w:w="1056"/>
+              <w:gridCol w:w="1056"/>
+              <w:gridCol w:w="1585"/>
+              <w:gridCol w:w="3168"/>
             </w:tblGrid>
             <w:tr>
               <w:trPr>
@@ -9011,7 +9010,7 @@
               </w:trPr>
               <w:tc>
                 <w:tcPr>
-                  <w:tcW w:type="dxa" w:w="1253"/>
+                  <w:tcW w:type="dxa" w:w="1716"/>
                   <w:shd w:fill="1F4E79" w:color="auto" w:val="clear"/>
                   <w:tcMar>
                     <w:top w:type="dxa" w:w="50"/>
@@ -9041,7 +9040,7 @@
               </w:tc>
               <w:tc>
                 <w:tcPr>
-                  <w:tcW w:type="dxa" w:w="771"/>
+                  <w:tcW w:type="dxa" w:w="1056"/>
                   <w:shd w:fill="1F4E79" w:color="auto" w:val="clear"/>
                   <w:tcMar>
                     <w:top w:type="dxa" w:w="50"/>
@@ -9071,7 +9070,7 @@
               </w:tc>
               <w:tc>
                 <w:tcPr>
-                  <w:tcW w:type="dxa" w:w="771"/>
+                  <w:tcW w:type="dxa" w:w="1056"/>
                   <w:shd w:fill="1F4E79" w:color="auto" w:val="clear"/>
                   <w:tcMar>
                     <w:top w:type="dxa" w:w="50"/>
@@ -9101,7 +9100,7 @@
               </w:tc>
               <w:tc>
                 <w:tcPr>
-                  <w:tcW w:type="dxa" w:w="771"/>
+                  <w:tcW w:type="dxa" w:w="1056"/>
                   <w:shd w:fill="1F4E79" w:color="auto" w:val="clear"/>
                   <w:tcMar>
                     <w:top w:type="dxa" w:w="50"/>
@@ -9131,7 +9130,7 @@
               </w:tc>
               <w:tc>
                 <w:tcPr>
-                  <w:tcW w:type="dxa" w:w="1157"/>
+                  <w:tcW w:type="dxa" w:w="1585"/>
                   <w:shd w:fill="1F4E79" w:color="auto" w:val="clear"/>
                   <w:tcMar>
                     <w:top w:type="dxa" w:w="50"/>
@@ -9161,37 +9160,7 @@
               </w:tc>
               <w:tc>
                 <w:tcPr>
-                  <w:tcW w:type="dxa" w:w="2602"/>
-                  <w:shd w:fill="1F4E79" w:color="auto" w:val="clear"/>
-                  <w:tcMar>
-                    <w:top w:type="dxa" w:w="50"/>
-                    <w:left w:type="dxa" w:w="100"/>
-                    <w:bottom w:type="dxa" w:w="50"/>
-                    <w:right w:type="dxa" w:w="100"/>
-                  </w:tcMar>
-                  <w:vAlign w:val="center"/>
-                </w:tcPr>
-                <w:p>
-                  <w:pPr>
-                    <w:spacing w:after="0" w:line="252"/>
-                    <w:jc w:val="center"/>
-                  </w:pPr>
-                  <w:r>
-                    <w:rPr>
-                      <w:rFonts w:ascii="Calibri" w:cs="Calibri" w:eastAsia="Calibri" w:hAnsi="Calibri"/>
-                      <w:b/>
-                      <w:bCs/>
-                      <w:color w:val="FFFFFF"/>
-                      <w:sz w:val="19"/>
-                      <w:szCs w:val="19"/>
-                    </w:rPr>
-                    <w:t xml:space="preserve">Vergleich mit x = 990</w:t>
-                  </w:r>
-                </w:p>
-              </w:tc>
-              <w:tc>
-                <w:tcPr>
-                  <w:tcW w:type="dxa" w:w="2313"/>
+                  <w:tcW w:type="dxa" w:w="3168"/>
                   <w:shd w:fill="1F4E79" w:color="auto" w:val="clear"/>
                   <w:tcMar>
                     <w:top w:type="dxa" w:w="50"/>
@@ -9226,7 +9195,7 @@
               </w:trPr>
               <w:tc>
                 <w:tcPr>
-                  <w:tcW w:type="dxa" w:w="1253"/>
+                  <w:tcW w:type="dxa" w:w="1716"/>
                   <w:tcMar>
                     <w:top w:type="dxa" w:w="50"/>
                     <w:left w:type="dxa" w:w="100"/>
@@ -9253,7 +9222,7 @@
               </w:tc>
               <w:tc>
                 <w:tcPr>
-                  <w:tcW w:type="dxa" w:w="771"/>
+                  <w:tcW w:type="dxa" w:w="1056"/>
                   <w:tcMar>
                     <w:top w:type="dxa" w:w="50"/>
                     <w:left w:type="dxa" w:w="100"/>
@@ -9280,7 +9249,7 @@
               </w:tc>
               <w:tc>
                 <w:tcPr>
-                  <w:tcW w:type="dxa" w:w="771"/>
+                  <w:tcW w:type="dxa" w:w="1056"/>
                   <w:tcMar>
                     <w:top w:type="dxa" w:w="50"/>
                     <w:left w:type="dxa" w:w="100"/>
@@ -9307,7 +9276,7 @@
               </w:tc>
               <w:tc>
                 <w:tcPr>
-                  <w:tcW w:type="dxa" w:w="771"/>
+                  <w:tcW w:type="dxa" w:w="1056"/>
                   <w:tcMar>
                     <w:top w:type="dxa" w:w="50"/>
                     <w:left w:type="dxa" w:w="100"/>
@@ -9334,7 +9303,7 @@
               </w:tc>
               <w:tc>
                 <w:tcPr>
-                  <w:tcW w:type="dxa" w:w="1157"/>
+                  <w:tcW w:type="dxa" w:w="1585"/>
                   <w:tcMar>
                     <w:top w:type="dxa" w:w="50"/>
                     <w:left w:type="dxa" w:w="100"/>
@@ -9361,34 +9330,7 @@
               </w:tc>
               <w:tc>
                 <w:tcPr>
-                  <w:tcW w:type="dxa" w:w="2602"/>
-                  <w:tcMar>
-                    <w:top w:type="dxa" w:w="50"/>
-                    <w:left w:type="dxa" w:w="100"/>
-                    <w:bottom w:type="dxa" w:w="50"/>
-                    <w:right w:type="dxa" w:w="100"/>
-                  </w:tcMar>
-                  <w:vAlign w:val="center"/>
-                </w:tcPr>
-                <w:p>
-                  <w:pPr>
-                    <w:spacing w:after="0" w:line="252"/>
-                    <w:jc w:val="center"/>
-                  </w:pPr>
-                  <w:r>
-                    <w:rPr>
-                      <w:rFonts w:ascii="Calibri" w:cs="Calibri" w:eastAsia="Calibri" w:hAnsi="Calibri"/>
-                      <w:color w:val="222222"/>
-                      <w:sz w:val="19"/>
-                      <w:szCs w:val="19"/>
-                    </w:rPr>
-                    <w:t xml:space="preserve">610 &lt; 990</w:t>
-                  </w:r>
-                </w:p>
-              </w:tc>
-              <w:tc>
-                <w:tcPr>
-                  <w:tcW w:type="dxa" w:w="2313"/>
+                  <w:tcW w:type="dxa" w:w="3168"/>
                   <w:tcMar>
                     <w:top w:type="dxa" w:w="50"/>
                     <w:left w:type="dxa" w:w="100"/>
@@ -9420,7 +9362,7 @@
               </w:trPr>
               <w:tc>
                 <w:tcPr>
-                  <w:tcW w:type="dxa" w:w="1253"/>
+                  <w:tcW w:type="dxa" w:w="1716"/>
                   <w:tcMar>
                     <w:top w:type="dxa" w:w="50"/>
                     <w:left w:type="dxa" w:w="100"/>
@@ -9447,7 +9389,7 @@
               </w:tc>
               <w:tc>
                 <w:tcPr>
-                  <w:tcW w:type="dxa" w:w="771"/>
+                  <w:tcW w:type="dxa" w:w="1056"/>
                   <w:tcMar>
                     <w:top w:type="dxa" w:w="50"/>
                     <w:left w:type="dxa" w:w="100"/>
@@ -9474,7 +9416,7 @@
               </w:tc>
               <w:tc>
                 <w:tcPr>
-                  <w:tcW w:type="dxa" w:w="771"/>
+                  <w:tcW w:type="dxa" w:w="1056"/>
                   <w:tcMar>
                     <w:top w:type="dxa" w:w="50"/>
                     <w:left w:type="dxa" w:w="100"/>
@@ -9501,7 +9443,7 @@
               </w:tc>
               <w:tc>
                 <w:tcPr>
-                  <w:tcW w:type="dxa" w:w="771"/>
+                  <w:tcW w:type="dxa" w:w="1056"/>
                   <w:tcMar>
                     <w:top w:type="dxa" w:w="50"/>
                     <w:left w:type="dxa" w:w="100"/>
@@ -9528,7 +9470,7 @@
               </w:tc>
               <w:tc>
                 <w:tcPr>
-                  <w:tcW w:type="dxa" w:w="1157"/>
+                  <w:tcW w:type="dxa" w:w="1585"/>
                   <w:tcMar>
                     <w:top w:type="dxa" w:w="50"/>
                     <w:left w:type="dxa" w:w="100"/>
@@ -9555,34 +9497,7 @@
               </w:tc>
               <w:tc>
                 <w:tcPr>
-                  <w:tcW w:type="dxa" w:w="2602"/>
-                  <w:tcMar>
-                    <w:top w:type="dxa" w:w="50"/>
-                    <w:left w:type="dxa" w:w="100"/>
-                    <w:bottom w:type="dxa" w:w="50"/>
-                    <w:right w:type="dxa" w:w="100"/>
-                  </w:tcMar>
-                  <w:vAlign w:val="center"/>
-                </w:tcPr>
-                <w:p>
-                  <w:pPr>
-                    <w:spacing w:after="0" w:line="252"/>
-                    <w:jc w:val="center"/>
-                  </w:pPr>
-                  <w:r>
-                    <w:rPr>
-                      <w:rFonts w:ascii="Calibri" w:cs="Calibri" w:eastAsia="Calibri" w:hAnsi="Calibri"/>
-                      <w:color w:val="222222"/>
-                      <w:sz w:val="19"/>
-                      <w:szCs w:val="19"/>
-                    </w:rPr>
-                    <w:t xml:space="preserve">905 &lt; 990</w:t>
-                  </w:r>
-                </w:p>
-              </w:tc>
-              <w:tc>
-                <w:tcPr>
-                  <w:tcW w:type="dxa" w:w="2313"/>
+                  <w:tcW w:type="dxa" w:w="3168"/>
                   <w:tcMar>
                     <w:top w:type="dxa" w:w="50"/>
                     <w:left w:type="dxa" w:w="100"/>
@@ -9614,7 +9529,7 @@
               </w:trPr>
               <w:tc>
                 <w:tcPr>
-                  <w:tcW w:type="dxa" w:w="1253"/>
+                  <w:tcW w:type="dxa" w:w="1716"/>
                   <w:tcMar>
                     <w:top w:type="dxa" w:w="50"/>
                     <w:left w:type="dxa" w:w="100"/>
@@ -9641,7 +9556,7 @@
               </w:tc>
               <w:tc>
                 <w:tcPr>
-                  <w:tcW w:type="dxa" w:w="771"/>
+                  <w:tcW w:type="dxa" w:w="1056"/>
                   <w:tcMar>
                     <w:top w:type="dxa" w:w="50"/>
                     <w:left w:type="dxa" w:w="100"/>
@@ -9668,7 +9583,7 @@
               </w:tc>
               <w:tc>
                 <w:tcPr>
-                  <w:tcW w:type="dxa" w:w="771"/>
+                  <w:tcW w:type="dxa" w:w="1056"/>
                   <w:tcMar>
                     <w:top w:type="dxa" w:w="50"/>
                     <w:left w:type="dxa" w:w="100"/>
@@ -9695,7 +9610,7 @@
               </w:tc>
               <w:tc>
                 <w:tcPr>
-                  <w:tcW w:type="dxa" w:w="771"/>
+                  <w:tcW w:type="dxa" w:w="1056"/>
                   <w:tcMar>
                     <w:top w:type="dxa" w:w="50"/>
                     <w:left w:type="dxa" w:w="100"/>
@@ -9722,7 +9637,7 @@
               </w:tc>
               <w:tc>
                 <w:tcPr>
-                  <w:tcW w:type="dxa" w:w="1157"/>
+                  <w:tcW w:type="dxa" w:w="1585"/>
                   <w:tcMar>
                     <w:top w:type="dxa" w:w="50"/>
                     <w:left w:type="dxa" w:w="100"/>
@@ -9749,34 +9664,7 @@
               </w:tc>
               <w:tc>
                 <w:tcPr>
-                  <w:tcW w:type="dxa" w:w="2602"/>
-                  <w:tcMar>
-                    <w:top w:type="dxa" w:w="50"/>
-                    <w:left w:type="dxa" w:w="100"/>
-                    <w:bottom w:type="dxa" w:w="50"/>
-                    <w:right w:type="dxa" w:w="100"/>
-                  </w:tcMar>
-                  <w:vAlign w:val="center"/>
-                </w:tcPr>
-                <w:p>
-                  <w:pPr>
-                    <w:spacing w:after="0" w:line="252"/>
-                    <w:jc w:val="center"/>
-                  </w:pPr>
-                  <w:r>
-                    <w:rPr>
-                      <w:rFonts w:ascii="Calibri" w:cs="Calibri" w:eastAsia="Calibri" w:hAnsi="Calibri"/>
-                      <w:color w:val="222222"/>
-                      <w:sz w:val="19"/>
-                      <w:szCs w:val="19"/>
-                    </w:rPr>
-                    <w:t xml:space="preserve">990 = 990</w:t>
-                  </w:r>
-                </w:p>
-              </w:tc>
-              <w:tc>
-                <w:tcPr>
-                  <w:tcW w:type="dxa" w:w="2313"/>
+                  <w:tcW w:type="dxa" w:w="3168"/>
                   <w:tcMar>
                     <w:top w:type="dxa" w:w="50"/>
                     <w:left w:type="dxa" w:w="100"/>
@@ -9938,7 +9826,7 @@
           <w:sz w:val="22"/>
           <w:szCs w:val="22"/>
         </w:rPr>
-        <w:t xml:space="preserve">Gegeben ist dieselbe Punktetabelle (n = 10). Führe die binäre Suche nach Abbildung 1 von Hand aus.</w:t>
+        <w:t xml:space="preserve">Gegeben ist dieselbe Punktetabelle (n = 10). Führe die binäre Suche nach Abbildung 1 von Hand aus. Trage in jedem Schleifendurchlauf eine Zeile ein, sobald mid berechnet ist (lo und hi zu Beginn des Durchlaufs); unter „Aktion“ steht, was danach geschieht.</w:t>
       </w:r>
     </w:p>
     <w:tbl>
@@ -10757,13 +10645,12 @@
         <w:tblLayout w:type="fixed"/>
       </w:tblPr>
       <w:tblGrid>
-        <w:gridCol w:w="1253"/>
-        <w:gridCol w:w="771"/>
-        <w:gridCol w:w="771"/>
-        <w:gridCol w:w="771"/>
-        <w:gridCol w:w="1157"/>
-        <w:gridCol w:w="2602"/>
-        <w:gridCol w:w="2313"/>
+        <w:gridCol w:w="1716"/>
+        <w:gridCol w:w="1056"/>
+        <w:gridCol w:w="1056"/>
+        <w:gridCol w:w="1056"/>
+        <w:gridCol w:w="1585"/>
+        <w:gridCol w:w="3168"/>
       </w:tblGrid>
       <w:tr>
         <w:trPr>
@@ -10772,7 +10659,7 @@
         </w:trPr>
         <w:tc>
           <w:tcPr>
-            <w:tcW w:type="dxa" w:w="1253"/>
+            <w:tcW w:type="dxa" w:w="1716"/>
             <w:shd w:fill="1F4E79" w:color="auto" w:val="clear"/>
             <w:tcMar>
               <w:top w:type="dxa" w:w="50"/>
@@ -10802,7 +10689,7 @@
         </w:tc>
         <w:tc>
           <w:tcPr>
-            <w:tcW w:type="dxa" w:w="771"/>
+            <w:tcW w:type="dxa" w:w="1056"/>
             <w:shd w:fill="1F4E79" w:color="auto" w:val="clear"/>
             <w:tcMar>
               <w:top w:type="dxa" w:w="50"/>
@@ -10832,7 +10719,7 @@
         </w:tc>
         <w:tc>
           <w:tcPr>
-            <w:tcW w:type="dxa" w:w="771"/>
+            <w:tcW w:type="dxa" w:w="1056"/>
             <w:shd w:fill="1F4E79" w:color="auto" w:val="clear"/>
             <w:tcMar>
               <w:top w:type="dxa" w:w="50"/>
@@ -10862,7 +10749,7 @@
         </w:tc>
         <w:tc>
           <w:tcPr>
-            <w:tcW w:type="dxa" w:w="771"/>
+            <w:tcW w:type="dxa" w:w="1056"/>
             <w:shd w:fill="1F4E79" w:color="auto" w:val="clear"/>
             <w:tcMar>
               <w:top w:type="dxa" w:w="50"/>
@@ -10892,7 +10779,7 @@
         </w:tc>
         <w:tc>
           <w:tcPr>
-            <w:tcW w:type="dxa" w:w="1157"/>
+            <w:tcW w:type="dxa" w:w="1585"/>
             <w:shd w:fill="1F4E79" w:color="auto" w:val="clear"/>
             <w:tcMar>
               <w:top w:type="dxa" w:w="50"/>
@@ -10922,37 +10809,7 @@
         </w:tc>
         <w:tc>
           <w:tcPr>
-            <w:tcW w:type="dxa" w:w="2602"/>
-            <w:shd w:fill="1F4E79" w:color="auto" w:val="clear"/>
-            <w:tcMar>
-              <w:top w:type="dxa" w:w="50"/>
-              <w:left w:type="dxa" w:w="100"/>
-              <w:bottom w:type="dxa" w:w="50"/>
-              <w:right w:type="dxa" w:w="100"/>
-            </w:tcMar>
-            <w:vAlign w:val="center"/>
-          </w:tcPr>
-          <w:p>
-            <w:pPr>
-              <w:spacing w:after="0" w:line="252"/>
-              <w:jc w:val="center"/>
-            </w:pPr>
-            <w:r>
-              <w:rPr>
-                <w:rFonts w:ascii="Calibri" w:cs="Calibri" w:eastAsia="Calibri" w:hAnsi="Calibri"/>
-                <w:b/>
-                <w:bCs/>
-                <w:color w:val="FFFFFF"/>
-                <w:sz w:val="19"/>
-                <w:szCs w:val="19"/>
-              </w:rPr>
-              <w:t xml:space="preserve">Vergleich mit x</w:t>
-            </w:r>
-          </w:p>
-        </w:tc>
-        <w:tc>
-          <w:tcPr>
-            <w:tcW w:type="dxa" w:w="2313"/>
+            <w:tcW w:type="dxa" w:w="3168"/>
             <w:shd w:fill="1F4E79" w:color="auto" w:val="clear"/>
             <w:tcMar>
               <w:top w:type="dxa" w:w="50"/>
@@ -10988,115 +10845,97 @@
         </w:trPr>
         <w:tc>
           <w:tcPr>
-            <w:tcW w:type="dxa" w:w="1253"/>
-            <w:tcMar>
-              <w:top w:type="dxa" w:w="50"/>
-              <w:left w:type="dxa" w:w="100"/>
-              <w:bottom w:type="dxa" w:w="50"/>
-              <w:right w:type="dxa" w:w="100"/>
-            </w:tcMar>
-            <w:vAlign w:val="center"/>
-          </w:tcPr>
-          <w:p>
-            <w:pPr>
-              <w:spacing w:after="0" w:line="252"/>
-              <w:jc w:val="center"/>
-            </w:pPr>
-          </w:p>
-        </w:tc>
-        <w:tc>
-          <w:tcPr>
-            <w:tcW w:type="dxa" w:w="771"/>
-            <w:tcMar>
-              <w:top w:type="dxa" w:w="50"/>
-              <w:left w:type="dxa" w:w="100"/>
-              <w:bottom w:type="dxa" w:w="50"/>
-              <w:right w:type="dxa" w:w="100"/>
-            </w:tcMar>
-            <w:vAlign w:val="center"/>
-          </w:tcPr>
-          <w:p>
-            <w:pPr>
-              <w:spacing w:after="0" w:line="252"/>
-              <w:jc w:val="center"/>
-            </w:pPr>
-          </w:p>
-        </w:tc>
-        <w:tc>
-          <w:tcPr>
-            <w:tcW w:type="dxa" w:w="771"/>
-            <w:tcMar>
-              <w:top w:type="dxa" w:w="50"/>
-              <w:left w:type="dxa" w:w="100"/>
-              <w:bottom w:type="dxa" w:w="50"/>
-              <w:right w:type="dxa" w:w="100"/>
-            </w:tcMar>
-            <w:vAlign w:val="center"/>
-          </w:tcPr>
-          <w:p>
-            <w:pPr>
-              <w:spacing w:after="0" w:line="252"/>
-              <w:jc w:val="center"/>
-            </w:pPr>
-          </w:p>
-        </w:tc>
-        <w:tc>
-          <w:tcPr>
-            <w:tcW w:type="dxa" w:w="771"/>
-            <w:tcMar>
-              <w:top w:type="dxa" w:w="50"/>
-              <w:left w:type="dxa" w:w="100"/>
-              <w:bottom w:type="dxa" w:w="50"/>
-              <w:right w:type="dxa" w:w="100"/>
-            </w:tcMar>
-            <w:vAlign w:val="center"/>
-          </w:tcPr>
-          <w:p>
-            <w:pPr>
-              <w:spacing w:after="0" w:line="252"/>
-              <w:jc w:val="center"/>
-            </w:pPr>
-          </w:p>
-        </w:tc>
-        <w:tc>
-          <w:tcPr>
-            <w:tcW w:type="dxa" w:w="1157"/>
-            <w:tcMar>
-              <w:top w:type="dxa" w:w="50"/>
-              <w:left w:type="dxa" w:w="100"/>
-              <w:bottom w:type="dxa" w:w="50"/>
-              <w:right w:type="dxa" w:w="100"/>
-            </w:tcMar>
-            <w:vAlign w:val="center"/>
-          </w:tcPr>
-          <w:p>
-            <w:pPr>
-              <w:spacing w:after="0" w:line="252"/>
-              <w:jc w:val="center"/>
-            </w:pPr>
-          </w:p>
-        </w:tc>
-        <w:tc>
-          <w:tcPr>
-            <w:tcW w:type="dxa" w:w="2602"/>
-            <w:tcMar>
-              <w:top w:type="dxa" w:w="50"/>
-              <w:left w:type="dxa" w:w="100"/>
-              <w:bottom w:type="dxa" w:w="50"/>
-              <w:right w:type="dxa" w:w="100"/>
-            </w:tcMar>
-            <w:vAlign w:val="center"/>
-          </w:tcPr>
-          <w:p>
-            <w:pPr>
-              <w:spacing w:after="0" w:line="252"/>
-              <w:jc w:val="center"/>
-            </w:pPr>
-          </w:p>
-        </w:tc>
-        <w:tc>
-          <w:tcPr>
-            <w:tcW w:type="dxa" w:w="2313"/>
+            <w:tcW w:type="dxa" w:w="1716"/>
+            <w:tcMar>
+              <w:top w:type="dxa" w:w="50"/>
+              <w:left w:type="dxa" w:w="100"/>
+              <w:bottom w:type="dxa" w:w="50"/>
+              <w:right w:type="dxa" w:w="100"/>
+            </w:tcMar>
+            <w:vAlign w:val="center"/>
+          </w:tcPr>
+          <w:p>
+            <w:pPr>
+              <w:spacing w:after="0" w:line="252"/>
+              <w:jc w:val="center"/>
+            </w:pPr>
+          </w:p>
+        </w:tc>
+        <w:tc>
+          <w:tcPr>
+            <w:tcW w:type="dxa" w:w="1056"/>
+            <w:tcMar>
+              <w:top w:type="dxa" w:w="50"/>
+              <w:left w:type="dxa" w:w="100"/>
+              <w:bottom w:type="dxa" w:w="50"/>
+              <w:right w:type="dxa" w:w="100"/>
+            </w:tcMar>
+            <w:vAlign w:val="center"/>
+          </w:tcPr>
+          <w:p>
+            <w:pPr>
+              <w:spacing w:after="0" w:line="252"/>
+              <w:jc w:val="center"/>
+            </w:pPr>
+          </w:p>
+        </w:tc>
+        <w:tc>
+          <w:tcPr>
+            <w:tcW w:type="dxa" w:w="1056"/>
+            <w:tcMar>
+              <w:top w:type="dxa" w:w="50"/>
+              <w:left w:type="dxa" w:w="100"/>
+              <w:bottom w:type="dxa" w:w="50"/>
+              <w:right w:type="dxa" w:w="100"/>
+            </w:tcMar>
+            <w:vAlign w:val="center"/>
+          </w:tcPr>
+          <w:p>
+            <w:pPr>
+              <w:spacing w:after="0" w:line="252"/>
+              <w:jc w:val="center"/>
+            </w:pPr>
+          </w:p>
+        </w:tc>
+        <w:tc>
+          <w:tcPr>
+            <w:tcW w:type="dxa" w:w="1056"/>
+            <w:tcMar>
+              <w:top w:type="dxa" w:w="50"/>
+              <w:left w:type="dxa" w:w="100"/>
+              <w:bottom w:type="dxa" w:w="50"/>
+              <w:right w:type="dxa" w:w="100"/>
+            </w:tcMar>
+            <w:vAlign w:val="center"/>
+          </w:tcPr>
+          <w:p>
+            <w:pPr>
+              <w:spacing w:after="0" w:line="252"/>
+              <w:jc w:val="center"/>
+            </w:pPr>
+          </w:p>
+        </w:tc>
+        <w:tc>
+          <w:tcPr>
+            <w:tcW w:type="dxa" w:w="1585"/>
+            <w:tcMar>
+              <w:top w:type="dxa" w:w="50"/>
+              <w:left w:type="dxa" w:w="100"/>
+              <w:bottom w:type="dxa" w:w="50"/>
+              <w:right w:type="dxa" w:w="100"/>
+            </w:tcMar>
+            <w:vAlign w:val="center"/>
+          </w:tcPr>
+          <w:p>
+            <w:pPr>
+              <w:spacing w:after="0" w:line="252"/>
+              <w:jc w:val="center"/>
+            </w:pPr>
+          </w:p>
+        </w:tc>
+        <w:tc>
+          <w:tcPr>
+            <w:tcW w:type="dxa" w:w="3168"/>
             <w:tcMar>
               <w:top w:type="dxa" w:w="50"/>
               <w:left w:type="dxa" w:w="100"/>
@@ -11120,115 +10959,97 @@
         </w:trPr>
         <w:tc>
           <w:tcPr>
-            <w:tcW w:type="dxa" w:w="1253"/>
-            <w:tcMar>
-              <w:top w:type="dxa" w:w="50"/>
-              <w:left w:type="dxa" w:w="100"/>
-              <w:bottom w:type="dxa" w:w="50"/>
-              <w:right w:type="dxa" w:w="100"/>
-            </w:tcMar>
-            <w:vAlign w:val="center"/>
-          </w:tcPr>
-          <w:p>
-            <w:pPr>
-              <w:spacing w:after="0" w:line="252"/>
-              <w:jc w:val="center"/>
-            </w:pPr>
-          </w:p>
-        </w:tc>
-        <w:tc>
-          <w:tcPr>
-            <w:tcW w:type="dxa" w:w="771"/>
-            <w:tcMar>
-              <w:top w:type="dxa" w:w="50"/>
-              <w:left w:type="dxa" w:w="100"/>
-              <w:bottom w:type="dxa" w:w="50"/>
-              <w:right w:type="dxa" w:w="100"/>
-            </w:tcMar>
-            <w:vAlign w:val="center"/>
-          </w:tcPr>
-          <w:p>
-            <w:pPr>
-              <w:spacing w:after="0" w:line="252"/>
-              <w:jc w:val="center"/>
-            </w:pPr>
-          </w:p>
-        </w:tc>
-        <w:tc>
-          <w:tcPr>
-            <w:tcW w:type="dxa" w:w="771"/>
-            <w:tcMar>
-              <w:top w:type="dxa" w:w="50"/>
-              <w:left w:type="dxa" w:w="100"/>
-              <w:bottom w:type="dxa" w:w="50"/>
-              <w:right w:type="dxa" w:w="100"/>
-            </w:tcMar>
-            <w:vAlign w:val="center"/>
-          </w:tcPr>
-          <w:p>
-            <w:pPr>
-              <w:spacing w:after="0" w:line="252"/>
-              <w:jc w:val="center"/>
-            </w:pPr>
-          </w:p>
-        </w:tc>
-        <w:tc>
-          <w:tcPr>
-            <w:tcW w:type="dxa" w:w="771"/>
-            <w:tcMar>
-              <w:top w:type="dxa" w:w="50"/>
-              <w:left w:type="dxa" w:w="100"/>
-              <w:bottom w:type="dxa" w:w="50"/>
-              <w:right w:type="dxa" w:w="100"/>
-            </w:tcMar>
-            <w:vAlign w:val="center"/>
-          </w:tcPr>
-          <w:p>
-            <w:pPr>
-              <w:spacing w:after="0" w:line="252"/>
-              <w:jc w:val="center"/>
-            </w:pPr>
-          </w:p>
-        </w:tc>
-        <w:tc>
-          <w:tcPr>
-            <w:tcW w:type="dxa" w:w="1157"/>
-            <w:tcMar>
-              <w:top w:type="dxa" w:w="50"/>
-              <w:left w:type="dxa" w:w="100"/>
-              <w:bottom w:type="dxa" w:w="50"/>
-              <w:right w:type="dxa" w:w="100"/>
-            </w:tcMar>
-            <w:vAlign w:val="center"/>
-          </w:tcPr>
-          <w:p>
-            <w:pPr>
-              <w:spacing w:after="0" w:line="252"/>
-              <w:jc w:val="center"/>
-            </w:pPr>
-          </w:p>
-        </w:tc>
-        <w:tc>
-          <w:tcPr>
-            <w:tcW w:type="dxa" w:w="2602"/>
-            <w:tcMar>
-              <w:top w:type="dxa" w:w="50"/>
-              <w:left w:type="dxa" w:w="100"/>
-              <w:bottom w:type="dxa" w:w="50"/>
-              <w:right w:type="dxa" w:w="100"/>
-            </w:tcMar>
-            <w:vAlign w:val="center"/>
-          </w:tcPr>
-          <w:p>
-            <w:pPr>
-              <w:spacing w:after="0" w:line="252"/>
-              <w:jc w:val="center"/>
-            </w:pPr>
-          </w:p>
-        </w:tc>
-        <w:tc>
-          <w:tcPr>
-            <w:tcW w:type="dxa" w:w="2313"/>
+            <w:tcW w:type="dxa" w:w="1716"/>
+            <w:tcMar>
+              <w:top w:type="dxa" w:w="50"/>
+              <w:left w:type="dxa" w:w="100"/>
+              <w:bottom w:type="dxa" w:w="50"/>
+              <w:right w:type="dxa" w:w="100"/>
+            </w:tcMar>
+            <w:vAlign w:val="center"/>
+          </w:tcPr>
+          <w:p>
+            <w:pPr>
+              <w:spacing w:after="0" w:line="252"/>
+              <w:jc w:val="center"/>
+            </w:pPr>
+          </w:p>
+        </w:tc>
+        <w:tc>
+          <w:tcPr>
+            <w:tcW w:type="dxa" w:w="1056"/>
+            <w:tcMar>
+              <w:top w:type="dxa" w:w="50"/>
+              <w:left w:type="dxa" w:w="100"/>
+              <w:bottom w:type="dxa" w:w="50"/>
+              <w:right w:type="dxa" w:w="100"/>
+            </w:tcMar>
+            <w:vAlign w:val="center"/>
+          </w:tcPr>
+          <w:p>
+            <w:pPr>
+              <w:spacing w:after="0" w:line="252"/>
+              <w:jc w:val="center"/>
+            </w:pPr>
+          </w:p>
+        </w:tc>
+        <w:tc>
+          <w:tcPr>
+            <w:tcW w:type="dxa" w:w="1056"/>
+            <w:tcMar>
+              <w:top w:type="dxa" w:w="50"/>
+              <w:left w:type="dxa" w:w="100"/>
+              <w:bottom w:type="dxa" w:w="50"/>
+              <w:right w:type="dxa" w:w="100"/>
+            </w:tcMar>
+            <w:vAlign w:val="center"/>
+          </w:tcPr>
+          <w:p>
+            <w:pPr>
+              <w:spacing w:after="0" w:line="252"/>
+              <w:jc w:val="center"/>
+            </w:pPr>
+          </w:p>
+        </w:tc>
+        <w:tc>
+          <w:tcPr>
+            <w:tcW w:type="dxa" w:w="1056"/>
+            <w:tcMar>
+              <w:top w:type="dxa" w:w="50"/>
+              <w:left w:type="dxa" w:w="100"/>
+              <w:bottom w:type="dxa" w:w="50"/>
+              <w:right w:type="dxa" w:w="100"/>
+            </w:tcMar>
+            <w:vAlign w:val="center"/>
+          </w:tcPr>
+          <w:p>
+            <w:pPr>
+              <w:spacing w:after="0" w:line="252"/>
+              <w:jc w:val="center"/>
+            </w:pPr>
+          </w:p>
+        </w:tc>
+        <w:tc>
+          <w:tcPr>
+            <w:tcW w:type="dxa" w:w="1585"/>
+            <w:tcMar>
+              <w:top w:type="dxa" w:w="50"/>
+              <w:left w:type="dxa" w:w="100"/>
+              <w:bottom w:type="dxa" w:w="50"/>
+              <w:right w:type="dxa" w:w="100"/>
+            </w:tcMar>
+            <w:vAlign w:val="center"/>
+          </w:tcPr>
+          <w:p>
+            <w:pPr>
+              <w:spacing w:after="0" w:line="252"/>
+              <w:jc w:val="center"/>
+            </w:pPr>
+          </w:p>
+        </w:tc>
+        <w:tc>
+          <w:tcPr>
+            <w:tcW w:type="dxa" w:w="3168"/>
             <w:tcMar>
               <w:top w:type="dxa" w:w="50"/>
               <w:left w:type="dxa" w:w="100"/>
@@ -11252,115 +11073,97 @@
         </w:trPr>
         <w:tc>
           <w:tcPr>
-            <w:tcW w:type="dxa" w:w="1253"/>
-            <w:tcMar>
-              <w:top w:type="dxa" w:w="50"/>
-              <w:left w:type="dxa" w:w="100"/>
-              <w:bottom w:type="dxa" w:w="50"/>
-              <w:right w:type="dxa" w:w="100"/>
-            </w:tcMar>
-            <w:vAlign w:val="center"/>
-          </w:tcPr>
-          <w:p>
-            <w:pPr>
-              <w:spacing w:after="0" w:line="252"/>
-              <w:jc w:val="center"/>
-            </w:pPr>
-          </w:p>
-        </w:tc>
-        <w:tc>
-          <w:tcPr>
-            <w:tcW w:type="dxa" w:w="771"/>
-            <w:tcMar>
-              <w:top w:type="dxa" w:w="50"/>
-              <w:left w:type="dxa" w:w="100"/>
-              <w:bottom w:type="dxa" w:w="50"/>
-              <w:right w:type="dxa" w:w="100"/>
-            </w:tcMar>
-            <w:vAlign w:val="center"/>
-          </w:tcPr>
-          <w:p>
-            <w:pPr>
-              <w:spacing w:after="0" w:line="252"/>
-              <w:jc w:val="center"/>
-            </w:pPr>
-          </w:p>
-        </w:tc>
-        <w:tc>
-          <w:tcPr>
-            <w:tcW w:type="dxa" w:w="771"/>
-            <w:tcMar>
-              <w:top w:type="dxa" w:w="50"/>
-              <w:left w:type="dxa" w:w="100"/>
-              <w:bottom w:type="dxa" w:w="50"/>
-              <w:right w:type="dxa" w:w="100"/>
-            </w:tcMar>
-            <w:vAlign w:val="center"/>
-          </w:tcPr>
-          <w:p>
-            <w:pPr>
-              <w:spacing w:after="0" w:line="252"/>
-              <w:jc w:val="center"/>
-            </w:pPr>
-          </w:p>
-        </w:tc>
-        <w:tc>
-          <w:tcPr>
-            <w:tcW w:type="dxa" w:w="771"/>
-            <w:tcMar>
-              <w:top w:type="dxa" w:w="50"/>
-              <w:left w:type="dxa" w:w="100"/>
-              <w:bottom w:type="dxa" w:w="50"/>
-              <w:right w:type="dxa" w:w="100"/>
-            </w:tcMar>
-            <w:vAlign w:val="center"/>
-          </w:tcPr>
-          <w:p>
-            <w:pPr>
-              <w:spacing w:after="0" w:line="252"/>
-              <w:jc w:val="center"/>
-            </w:pPr>
-          </w:p>
-        </w:tc>
-        <w:tc>
-          <w:tcPr>
-            <w:tcW w:type="dxa" w:w="1157"/>
-            <w:tcMar>
-              <w:top w:type="dxa" w:w="50"/>
-              <w:left w:type="dxa" w:w="100"/>
-              <w:bottom w:type="dxa" w:w="50"/>
-              <w:right w:type="dxa" w:w="100"/>
-            </w:tcMar>
-            <w:vAlign w:val="center"/>
-          </w:tcPr>
-          <w:p>
-            <w:pPr>
-              <w:spacing w:after="0" w:line="252"/>
-              <w:jc w:val="center"/>
-            </w:pPr>
-          </w:p>
-        </w:tc>
-        <w:tc>
-          <w:tcPr>
-            <w:tcW w:type="dxa" w:w="2602"/>
-            <w:tcMar>
-              <w:top w:type="dxa" w:w="50"/>
-              <w:left w:type="dxa" w:w="100"/>
-              <w:bottom w:type="dxa" w:w="50"/>
-              <w:right w:type="dxa" w:w="100"/>
-            </w:tcMar>
-            <w:vAlign w:val="center"/>
-          </w:tcPr>
-          <w:p>
-            <w:pPr>
-              <w:spacing w:after="0" w:line="252"/>
-              <w:jc w:val="center"/>
-            </w:pPr>
-          </w:p>
-        </w:tc>
-        <w:tc>
-          <w:tcPr>
-            <w:tcW w:type="dxa" w:w="2313"/>
+            <w:tcW w:type="dxa" w:w="1716"/>
+            <w:tcMar>
+              <w:top w:type="dxa" w:w="50"/>
+              <w:left w:type="dxa" w:w="100"/>
+              <w:bottom w:type="dxa" w:w="50"/>
+              <w:right w:type="dxa" w:w="100"/>
+            </w:tcMar>
+            <w:vAlign w:val="center"/>
+          </w:tcPr>
+          <w:p>
+            <w:pPr>
+              <w:spacing w:after="0" w:line="252"/>
+              <w:jc w:val="center"/>
+            </w:pPr>
+          </w:p>
+        </w:tc>
+        <w:tc>
+          <w:tcPr>
+            <w:tcW w:type="dxa" w:w="1056"/>
+            <w:tcMar>
+              <w:top w:type="dxa" w:w="50"/>
+              <w:left w:type="dxa" w:w="100"/>
+              <w:bottom w:type="dxa" w:w="50"/>
+              <w:right w:type="dxa" w:w="100"/>
+            </w:tcMar>
+            <w:vAlign w:val="center"/>
+          </w:tcPr>
+          <w:p>
+            <w:pPr>
+              <w:spacing w:after="0" w:line="252"/>
+              <w:jc w:val="center"/>
+            </w:pPr>
+          </w:p>
+        </w:tc>
+        <w:tc>
+          <w:tcPr>
+            <w:tcW w:type="dxa" w:w="1056"/>
+            <w:tcMar>
+              <w:top w:type="dxa" w:w="50"/>
+              <w:left w:type="dxa" w:w="100"/>
+              <w:bottom w:type="dxa" w:w="50"/>
+              <w:right w:type="dxa" w:w="100"/>
+            </w:tcMar>
+            <w:vAlign w:val="center"/>
+          </w:tcPr>
+          <w:p>
+            <w:pPr>
+              <w:spacing w:after="0" w:line="252"/>
+              <w:jc w:val="center"/>
+            </w:pPr>
+          </w:p>
+        </w:tc>
+        <w:tc>
+          <w:tcPr>
+            <w:tcW w:type="dxa" w:w="1056"/>
+            <w:tcMar>
+              <w:top w:type="dxa" w:w="50"/>
+              <w:left w:type="dxa" w:w="100"/>
+              <w:bottom w:type="dxa" w:w="50"/>
+              <w:right w:type="dxa" w:w="100"/>
+            </w:tcMar>
+            <w:vAlign w:val="center"/>
+          </w:tcPr>
+          <w:p>
+            <w:pPr>
+              <w:spacing w:after="0" w:line="252"/>
+              <w:jc w:val="center"/>
+            </w:pPr>
+          </w:p>
+        </w:tc>
+        <w:tc>
+          <w:tcPr>
+            <w:tcW w:type="dxa" w:w="1585"/>
+            <w:tcMar>
+              <w:top w:type="dxa" w:w="50"/>
+              <w:left w:type="dxa" w:w="100"/>
+              <w:bottom w:type="dxa" w:w="50"/>
+              <w:right w:type="dxa" w:w="100"/>
+            </w:tcMar>
+            <w:vAlign w:val="center"/>
+          </w:tcPr>
+          <w:p>
+            <w:pPr>
+              <w:spacing w:after="0" w:line="252"/>
+              <w:jc w:val="center"/>
+            </w:pPr>
+          </w:p>
+        </w:tc>
+        <w:tc>
+          <w:tcPr>
+            <w:tcW w:type="dxa" w:w="3168"/>
             <w:tcMar>
               <w:top w:type="dxa" w:w="50"/>
               <w:left w:type="dxa" w:w="100"/>
@@ -11384,115 +11187,97 @@
         </w:trPr>
         <w:tc>
           <w:tcPr>
-            <w:tcW w:type="dxa" w:w="1253"/>
-            <w:tcMar>
-              <w:top w:type="dxa" w:w="50"/>
-              <w:left w:type="dxa" w:w="100"/>
-              <w:bottom w:type="dxa" w:w="50"/>
-              <w:right w:type="dxa" w:w="100"/>
-            </w:tcMar>
-            <w:vAlign w:val="center"/>
-          </w:tcPr>
-          <w:p>
-            <w:pPr>
-              <w:spacing w:after="0" w:line="252"/>
-              <w:jc w:val="center"/>
-            </w:pPr>
-          </w:p>
-        </w:tc>
-        <w:tc>
-          <w:tcPr>
-            <w:tcW w:type="dxa" w:w="771"/>
-            <w:tcMar>
-              <w:top w:type="dxa" w:w="50"/>
-              <w:left w:type="dxa" w:w="100"/>
-              <w:bottom w:type="dxa" w:w="50"/>
-              <w:right w:type="dxa" w:w="100"/>
-            </w:tcMar>
-            <w:vAlign w:val="center"/>
-          </w:tcPr>
-          <w:p>
-            <w:pPr>
-              <w:spacing w:after="0" w:line="252"/>
-              <w:jc w:val="center"/>
-            </w:pPr>
-          </w:p>
-        </w:tc>
-        <w:tc>
-          <w:tcPr>
-            <w:tcW w:type="dxa" w:w="771"/>
-            <w:tcMar>
-              <w:top w:type="dxa" w:w="50"/>
-              <w:left w:type="dxa" w:w="100"/>
-              <w:bottom w:type="dxa" w:w="50"/>
-              <w:right w:type="dxa" w:w="100"/>
-            </w:tcMar>
-            <w:vAlign w:val="center"/>
-          </w:tcPr>
-          <w:p>
-            <w:pPr>
-              <w:spacing w:after="0" w:line="252"/>
-              <w:jc w:val="center"/>
-            </w:pPr>
-          </w:p>
-        </w:tc>
-        <w:tc>
-          <w:tcPr>
-            <w:tcW w:type="dxa" w:w="771"/>
-            <w:tcMar>
-              <w:top w:type="dxa" w:w="50"/>
-              <w:left w:type="dxa" w:w="100"/>
-              <w:bottom w:type="dxa" w:w="50"/>
-              <w:right w:type="dxa" w:w="100"/>
-            </w:tcMar>
-            <w:vAlign w:val="center"/>
-          </w:tcPr>
-          <w:p>
-            <w:pPr>
-              <w:spacing w:after="0" w:line="252"/>
-              <w:jc w:val="center"/>
-            </w:pPr>
-          </w:p>
-        </w:tc>
-        <w:tc>
-          <w:tcPr>
-            <w:tcW w:type="dxa" w:w="1157"/>
-            <w:tcMar>
-              <w:top w:type="dxa" w:w="50"/>
-              <w:left w:type="dxa" w:w="100"/>
-              <w:bottom w:type="dxa" w:w="50"/>
-              <w:right w:type="dxa" w:w="100"/>
-            </w:tcMar>
-            <w:vAlign w:val="center"/>
-          </w:tcPr>
-          <w:p>
-            <w:pPr>
-              <w:spacing w:after="0" w:line="252"/>
-              <w:jc w:val="center"/>
-            </w:pPr>
-          </w:p>
-        </w:tc>
-        <w:tc>
-          <w:tcPr>
-            <w:tcW w:type="dxa" w:w="2602"/>
-            <w:tcMar>
-              <w:top w:type="dxa" w:w="50"/>
-              <w:left w:type="dxa" w:w="100"/>
-              <w:bottom w:type="dxa" w:w="50"/>
-              <w:right w:type="dxa" w:w="100"/>
-            </w:tcMar>
-            <w:vAlign w:val="center"/>
-          </w:tcPr>
-          <w:p>
-            <w:pPr>
-              <w:spacing w:after="0" w:line="252"/>
-              <w:jc w:val="center"/>
-            </w:pPr>
-          </w:p>
-        </w:tc>
-        <w:tc>
-          <w:tcPr>
-            <w:tcW w:type="dxa" w:w="2313"/>
+            <w:tcW w:type="dxa" w:w="1716"/>
+            <w:tcMar>
+              <w:top w:type="dxa" w:w="50"/>
+              <w:left w:type="dxa" w:w="100"/>
+              <w:bottom w:type="dxa" w:w="50"/>
+              <w:right w:type="dxa" w:w="100"/>
+            </w:tcMar>
+            <w:vAlign w:val="center"/>
+          </w:tcPr>
+          <w:p>
+            <w:pPr>
+              <w:spacing w:after="0" w:line="252"/>
+              <w:jc w:val="center"/>
+            </w:pPr>
+          </w:p>
+        </w:tc>
+        <w:tc>
+          <w:tcPr>
+            <w:tcW w:type="dxa" w:w="1056"/>
+            <w:tcMar>
+              <w:top w:type="dxa" w:w="50"/>
+              <w:left w:type="dxa" w:w="100"/>
+              <w:bottom w:type="dxa" w:w="50"/>
+              <w:right w:type="dxa" w:w="100"/>
+            </w:tcMar>
+            <w:vAlign w:val="center"/>
+          </w:tcPr>
+          <w:p>
+            <w:pPr>
+              <w:spacing w:after="0" w:line="252"/>
+              <w:jc w:val="center"/>
+            </w:pPr>
+          </w:p>
+        </w:tc>
+        <w:tc>
+          <w:tcPr>
+            <w:tcW w:type="dxa" w:w="1056"/>
+            <w:tcMar>
+              <w:top w:type="dxa" w:w="50"/>
+              <w:left w:type="dxa" w:w="100"/>
+              <w:bottom w:type="dxa" w:w="50"/>
+              <w:right w:type="dxa" w:w="100"/>
+            </w:tcMar>
+            <w:vAlign w:val="center"/>
+          </w:tcPr>
+          <w:p>
+            <w:pPr>
+              <w:spacing w:after="0" w:line="252"/>
+              <w:jc w:val="center"/>
+            </w:pPr>
+          </w:p>
+        </w:tc>
+        <w:tc>
+          <w:tcPr>
+            <w:tcW w:type="dxa" w:w="1056"/>
+            <w:tcMar>
+              <w:top w:type="dxa" w:w="50"/>
+              <w:left w:type="dxa" w:w="100"/>
+              <w:bottom w:type="dxa" w:w="50"/>
+              <w:right w:type="dxa" w:w="100"/>
+            </w:tcMar>
+            <w:vAlign w:val="center"/>
+          </w:tcPr>
+          <w:p>
+            <w:pPr>
+              <w:spacing w:after="0" w:line="252"/>
+              <w:jc w:val="center"/>
+            </w:pPr>
+          </w:p>
+        </w:tc>
+        <w:tc>
+          <w:tcPr>
+            <w:tcW w:type="dxa" w:w="1585"/>
+            <w:tcMar>
+              <w:top w:type="dxa" w:w="50"/>
+              <w:left w:type="dxa" w:w="100"/>
+              <w:bottom w:type="dxa" w:w="50"/>
+              <w:right w:type="dxa" w:w="100"/>
+            </w:tcMar>
+            <w:vAlign w:val="center"/>
+          </w:tcPr>
+          <w:p>
+            <w:pPr>
+              <w:spacing w:after="0" w:line="252"/>
+              <w:jc w:val="center"/>
+            </w:pPr>
+          </w:p>
+        </w:tc>
+        <w:tc>
+          <w:tcPr>
+            <w:tcW w:type="dxa" w:w="3168"/>
             <w:tcMar>
               <w:top w:type="dxa" w:w="50"/>
               <w:left w:type="dxa" w:w="100"/>
@@ -11516,115 +11301,97 @@
         </w:trPr>
         <w:tc>
           <w:tcPr>
-            <w:tcW w:type="dxa" w:w="1253"/>
-            <w:tcMar>
-              <w:top w:type="dxa" w:w="50"/>
-              <w:left w:type="dxa" w:w="100"/>
-              <w:bottom w:type="dxa" w:w="50"/>
-              <w:right w:type="dxa" w:w="100"/>
-            </w:tcMar>
-            <w:vAlign w:val="center"/>
-          </w:tcPr>
-          <w:p>
-            <w:pPr>
-              <w:spacing w:after="0" w:line="252"/>
-              <w:jc w:val="center"/>
-            </w:pPr>
-          </w:p>
-        </w:tc>
-        <w:tc>
-          <w:tcPr>
-            <w:tcW w:type="dxa" w:w="771"/>
-            <w:tcMar>
-              <w:top w:type="dxa" w:w="50"/>
-              <w:left w:type="dxa" w:w="100"/>
-              <w:bottom w:type="dxa" w:w="50"/>
-              <w:right w:type="dxa" w:w="100"/>
-            </w:tcMar>
-            <w:vAlign w:val="center"/>
-          </w:tcPr>
-          <w:p>
-            <w:pPr>
-              <w:spacing w:after="0" w:line="252"/>
-              <w:jc w:val="center"/>
-            </w:pPr>
-          </w:p>
-        </w:tc>
-        <w:tc>
-          <w:tcPr>
-            <w:tcW w:type="dxa" w:w="771"/>
-            <w:tcMar>
-              <w:top w:type="dxa" w:w="50"/>
-              <w:left w:type="dxa" w:w="100"/>
-              <w:bottom w:type="dxa" w:w="50"/>
-              <w:right w:type="dxa" w:w="100"/>
-            </w:tcMar>
-            <w:vAlign w:val="center"/>
-          </w:tcPr>
-          <w:p>
-            <w:pPr>
-              <w:spacing w:after="0" w:line="252"/>
-              <w:jc w:val="center"/>
-            </w:pPr>
-          </w:p>
-        </w:tc>
-        <w:tc>
-          <w:tcPr>
-            <w:tcW w:type="dxa" w:w="771"/>
-            <w:tcMar>
-              <w:top w:type="dxa" w:w="50"/>
-              <w:left w:type="dxa" w:w="100"/>
-              <w:bottom w:type="dxa" w:w="50"/>
-              <w:right w:type="dxa" w:w="100"/>
-            </w:tcMar>
-            <w:vAlign w:val="center"/>
-          </w:tcPr>
-          <w:p>
-            <w:pPr>
-              <w:spacing w:after="0" w:line="252"/>
-              <w:jc w:val="center"/>
-            </w:pPr>
-          </w:p>
-        </w:tc>
-        <w:tc>
-          <w:tcPr>
-            <w:tcW w:type="dxa" w:w="1157"/>
-            <w:tcMar>
-              <w:top w:type="dxa" w:w="50"/>
-              <w:left w:type="dxa" w:w="100"/>
-              <w:bottom w:type="dxa" w:w="50"/>
-              <w:right w:type="dxa" w:w="100"/>
-            </w:tcMar>
-            <w:vAlign w:val="center"/>
-          </w:tcPr>
-          <w:p>
-            <w:pPr>
-              <w:spacing w:after="0" w:line="252"/>
-              <w:jc w:val="center"/>
-            </w:pPr>
-          </w:p>
-        </w:tc>
-        <w:tc>
-          <w:tcPr>
-            <w:tcW w:type="dxa" w:w="2602"/>
-            <w:tcMar>
-              <w:top w:type="dxa" w:w="50"/>
-              <w:left w:type="dxa" w:w="100"/>
-              <w:bottom w:type="dxa" w:w="50"/>
-              <w:right w:type="dxa" w:w="100"/>
-            </w:tcMar>
-            <w:vAlign w:val="center"/>
-          </w:tcPr>
-          <w:p>
-            <w:pPr>
-              <w:spacing w:after="0" w:line="252"/>
-              <w:jc w:val="center"/>
-            </w:pPr>
-          </w:p>
-        </w:tc>
-        <w:tc>
-          <w:tcPr>
-            <w:tcW w:type="dxa" w:w="2313"/>
+            <w:tcW w:type="dxa" w:w="1716"/>
+            <w:tcMar>
+              <w:top w:type="dxa" w:w="50"/>
+              <w:left w:type="dxa" w:w="100"/>
+              <w:bottom w:type="dxa" w:w="50"/>
+              <w:right w:type="dxa" w:w="100"/>
+            </w:tcMar>
+            <w:vAlign w:val="center"/>
+          </w:tcPr>
+          <w:p>
+            <w:pPr>
+              <w:spacing w:after="0" w:line="252"/>
+              <w:jc w:val="center"/>
+            </w:pPr>
+          </w:p>
+        </w:tc>
+        <w:tc>
+          <w:tcPr>
+            <w:tcW w:type="dxa" w:w="1056"/>
+            <w:tcMar>
+              <w:top w:type="dxa" w:w="50"/>
+              <w:left w:type="dxa" w:w="100"/>
+              <w:bottom w:type="dxa" w:w="50"/>
+              <w:right w:type="dxa" w:w="100"/>
+            </w:tcMar>
+            <w:vAlign w:val="center"/>
+          </w:tcPr>
+          <w:p>
+            <w:pPr>
+              <w:spacing w:after="0" w:line="252"/>
+              <w:jc w:val="center"/>
+            </w:pPr>
+          </w:p>
+        </w:tc>
+        <w:tc>
+          <w:tcPr>
+            <w:tcW w:type="dxa" w:w="1056"/>
+            <w:tcMar>
+              <w:top w:type="dxa" w:w="50"/>
+              <w:left w:type="dxa" w:w="100"/>
+              <w:bottom w:type="dxa" w:w="50"/>
+              <w:right w:type="dxa" w:w="100"/>
+            </w:tcMar>
+            <w:vAlign w:val="center"/>
+          </w:tcPr>
+          <w:p>
+            <w:pPr>
+              <w:spacing w:after="0" w:line="252"/>
+              <w:jc w:val="center"/>
+            </w:pPr>
+          </w:p>
+        </w:tc>
+        <w:tc>
+          <w:tcPr>
+            <w:tcW w:type="dxa" w:w="1056"/>
+            <w:tcMar>
+              <w:top w:type="dxa" w:w="50"/>
+              <w:left w:type="dxa" w:w="100"/>
+              <w:bottom w:type="dxa" w:w="50"/>
+              <w:right w:type="dxa" w:w="100"/>
+            </w:tcMar>
+            <w:vAlign w:val="center"/>
+          </w:tcPr>
+          <w:p>
+            <w:pPr>
+              <w:spacing w:after="0" w:line="252"/>
+              <w:jc w:val="center"/>
+            </w:pPr>
+          </w:p>
+        </w:tc>
+        <w:tc>
+          <w:tcPr>
+            <w:tcW w:type="dxa" w:w="1585"/>
+            <w:tcMar>
+              <w:top w:type="dxa" w:w="50"/>
+              <w:left w:type="dxa" w:w="100"/>
+              <w:bottom w:type="dxa" w:w="50"/>
+              <w:right w:type="dxa" w:w="100"/>
+            </w:tcMar>
+            <w:vAlign w:val="center"/>
+          </w:tcPr>
+          <w:p>
+            <w:pPr>
+              <w:spacing w:after="0" w:line="252"/>
+              <w:jc w:val="center"/>
+            </w:pPr>
+          </w:p>
+        </w:tc>
+        <w:tc>
+          <w:tcPr>
+            <w:tcW w:type="dxa" w:w="3168"/>
             <w:tcMar>
               <w:top w:type="dxa" w:w="50"/>
               <w:left w:type="dxa" w:w="100"/>
@@ -11806,13 +11573,12 @@
         <w:tblLayout w:type="fixed"/>
       </w:tblPr>
       <w:tblGrid>
-        <w:gridCol w:w="1253"/>
-        <w:gridCol w:w="771"/>
-        <w:gridCol w:w="771"/>
-        <w:gridCol w:w="771"/>
-        <w:gridCol w:w="1157"/>
-        <w:gridCol w:w="2602"/>
-        <w:gridCol w:w="2313"/>
+        <w:gridCol w:w="1716"/>
+        <w:gridCol w:w="1056"/>
+        <w:gridCol w:w="1056"/>
+        <w:gridCol w:w="1056"/>
+        <w:gridCol w:w="1585"/>
+        <w:gridCol w:w="3168"/>
       </w:tblGrid>
       <w:tr>
         <w:trPr>
@@ -11821,7 +11587,7 @@
         </w:trPr>
         <w:tc>
           <w:tcPr>
-            <w:tcW w:type="dxa" w:w="1253"/>
+            <w:tcW w:type="dxa" w:w="1716"/>
             <w:shd w:fill="1F4E79" w:color="auto" w:val="clear"/>
             <w:tcMar>
               <w:top w:type="dxa" w:w="50"/>
@@ -11851,7 +11617,7 @@
         </w:tc>
         <w:tc>
           <w:tcPr>
-            <w:tcW w:type="dxa" w:w="771"/>
+            <w:tcW w:type="dxa" w:w="1056"/>
             <w:shd w:fill="1F4E79" w:color="auto" w:val="clear"/>
             <w:tcMar>
               <w:top w:type="dxa" w:w="50"/>
@@ -11881,7 +11647,7 @@
         </w:tc>
         <w:tc>
           <w:tcPr>
-            <w:tcW w:type="dxa" w:w="771"/>
+            <w:tcW w:type="dxa" w:w="1056"/>
             <w:shd w:fill="1F4E79" w:color="auto" w:val="clear"/>
             <w:tcMar>
               <w:top w:type="dxa" w:w="50"/>
@@ -11911,7 +11677,7 @@
         </w:tc>
         <w:tc>
           <w:tcPr>
-            <w:tcW w:type="dxa" w:w="771"/>
+            <w:tcW w:type="dxa" w:w="1056"/>
             <w:shd w:fill="1F4E79" w:color="auto" w:val="clear"/>
             <w:tcMar>
               <w:top w:type="dxa" w:w="50"/>
@@ -11941,7 +11707,7 @@
         </w:tc>
         <w:tc>
           <w:tcPr>
-            <w:tcW w:type="dxa" w:w="1157"/>
+            <w:tcW w:type="dxa" w:w="1585"/>
             <w:shd w:fill="1F4E79" w:color="auto" w:val="clear"/>
             <w:tcMar>
               <w:top w:type="dxa" w:w="50"/>
@@ -11971,37 +11737,7 @@
         </w:tc>
         <w:tc>
           <w:tcPr>
-            <w:tcW w:type="dxa" w:w="2602"/>
-            <w:shd w:fill="1F4E79" w:color="auto" w:val="clear"/>
-            <w:tcMar>
-              <w:top w:type="dxa" w:w="50"/>
-              <w:left w:type="dxa" w:w="100"/>
-              <w:bottom w:type="dxa" w:w="50"/>
-              <w:right w:type="dxa" w:w="100"/>
-            </w:tcMar>
-            <w:vAlign w:val="center"/>
-          </w:tcPr>
-          <w:p>
-            <w:pPr>
-              <w:spacing w:after="0" w:line="252"/>
-              <w:jc w:val="center"/>
-            </w:pPr>
-            <w:r>
-              <w:rPr>
-                <w:rFonts w:ascii="Calibri" w:cs="Calibri" w:eastAsia="Calibri" w:hAnsi="Calibri"/>
-                <w:b/>
-                <w:bCs/>
-                <w:color w:val="FFFFFF"/>
-                <w:sz w:val="19"/>
-                <w:szCs w:val="19"/>
-              </w:rPr>
-              <w:t xml:space="preserve">Vergleich mit x</w:t>
-            </w:r>
-          </w:p>
-        </w:tc>
-        <w:tc>
-          <w:tcPr>
-            <w:tcW w:type="dxa" w:w="2313"/>
+            <w:tcW w:type="dxa" w:w="3168"/>
             <w:shd w:fill="1F4E79" w:color="auto" w:val="clear"/>
             <w:tcMar>
               <w:top w:type="dxa" w:w="50"/>
@@ -12037,115 +11773,97 @@
         </w:trPr>
         <w:tc>
           <w:tcPr>
-            <w:tcW w:type="dxa" w:w="1253"/>
-            <w:tcMar>
-              <w:top w:type="dxa" w:w="50"/>
-              <w:left w:type="dxa" w:w="100"/>
-              <w:bottom w:type="dxa" w:w="50"/>
-              <w:right w:type="dxa" w:w="100"/>
-            </w:tcMar>
-            <w:vAlign w:val="center"/>
-          </w:tcPr>
-          <w:p>
-            <w:pPr>
-              <w:spacing w:after="0" w:line="252"/>
-              <w:jc w:val="center"/>
-            </w:pPr>
-          </w:p>
-        </w:tc>
-        <w:tc>
-          <w:tcPr>
-            <w:tcW w:type="dxa" w:w="771"/>
-            <w:tcMar>
-              <w:top w:type="dxa" w:w="50"/>
-              <w:left w:type="dxa" w:w="100"/>
-              <w:bottom w:type="dxa" w:w="50"/>
-              <w:right w:type="dxa" w:w="100"/>
-            </w:tcMar>
-            <w:vAlign w:val="center"/>
-          </w:tcPr>
-          <w:p>
-            <w:pPr>
-              <w:spacing w:after="0" w:line="252"/>
-              <w:jc w:val="center"/>
-            </w:pPr>
-          </w:p>
-        </w:tc>
-        <w:tc>
-          <w:tcPr>
-            <w:tcW w:type="dxa" w:w="771"/>
-            <w:tcMar>
-              <w:top w:type="dxa" w:w="50"/>
-              <w:left w:type="dxa" w:w="100"/>
-              <w:bottom w:type="dxa" w:w="50"/>
-              <w:right w:type="dxa" w:w="100"/>
-            </w:tcMar>
-            <w:vAlign w:val="center"/>
-          </w:tcPr>
-          <w:p>
-            <w:pPr>
-              <w:spacing w:after="0" w:line="252"/>
-              <w:jc w:val="center"/>
-            </w:pPr>
-          </w:p>
-        </w:tc>
-        <w:tc>
-          <w:tcPr>
-            <w:tcW w:type="dxa" w:w="771"/>
-            <w:tcMar>
-              <w:top w:type="dxa" w:w="50"/>
-              <w:left w:type="dxa" w:w="100"/>
-              <w:bottom w:type="dxa" w:w="50"/>
-              <w:right w:type="dxa" w:w="100"/>
-            </w:tcMar>
-            <w:vAlign w:val="center"/>
-          </w:tcPr>
-          <w:p>
-            <w:pPr>
-              <w:spacing w:after="0" w:line="252"/>
-              <w:jc w:val="center"/>
-            </w:pPr>
-          </w:p>
-        </w:tc>
-        <w:tc>
-          <w:tcPr>
-            <w:tcW w:type="dxa" w:w="1157"/>
-            <w:tcMar>
-              <w:top w:type="dxa" w:w="50"/>
-              <w:left w:type="dxa" w:w="100"/>
-              <w:bottom w:type="dxa" w:w="50"/>
-              <w:right w:type="dxa" w:w="100"/>
-            </w:tcMar>
-            <w:vAlign w:val="center"/>
-          </w:tcPr>
-          <w:p>
-            <w:pPr>
-              <w:spacing w:after="0" w:line="252"/>
-              <w:jc w:val="center"/>
-            </w:pPr>
-          </w:p>
-        </w:tc>
-        <w:tc>
-          <w:tcPr>
-            <w:tcW w:type="dxa" w:w="2602"/>
-            <w:tcMar>
-              <w:top w:type="dxa" w:w="50"/>
-              <w:left w:type="dxa" w:w="100"/>
-              <w:bottom w:type="dxa" w:w="50"/>
-              <w:right w:type="dxa" w:w="100"/>
-            </w:tcMar>
-            <w:vAlign w:val="center"/>
-          </w:tcPr>
-          <w:p>
-            <w:pPr>
-              <w:spacing w:after="0" w:line="252"/>
-              <w:jc w:val="center"/>
-            </w:pPr>
-          </w:p>
-        </w:tc>
-        <w:tc>
-          <w:tcPr>
-            <w:tcW w:type="dxa" w:w="2313"/>
+            <w:tcW w:type="dxa" w:w="1716"/>
+            <w:tcMar>
+              <w:top w:type="dxa" w:w="50"/>
+              <w:left w:type="dxa" w:w="100"/>
+              <w:bottom w:type="dxa" w:w="50"/>
+              <w:right w:type="dxa" w:w="100"/>
+            </w:tcMar>
+            <w:vAlign w:val="center"/>
+          </w:tcPr>
+          <w:p>
+            <w:pPr>
+              <w:spacing w:after="0" w:line="252"/>
+              <w:jc w:val="center"/>
+            </w:pPr>
+          </w:p>
+        </w:tc>
+        <w:tc>
+          <w:tcPr>
+            <w:tcW w:type="dxa" w:w="1056"/>
+            <w:tcMar>
+              <w:top w:type="dxa" w:w="50"/>
+              <w:left w:type="dxa" w:w="100"/>
+              <w:bottom w:type="dxa" w:w="50"/>
+              <w:right w:type="dxa" w:w="100"/>
+            </w:tcMar>
+            <w:vAlign w:val="center"/>
+          </w:tcPr>
+          <w:p>
+            <w:pPr>
+              <w:spacing w:after="0" w:line="252"/>
+              <w:jc w:val="center"/>
+            </w:pPr>
+          </w:p>
+        </w:tc>
+        <w:tc>
+          <w:tcPr>
+            <w:tcW w:type="dxa" w:w="1056"/>
+            <w:tcMar>
+              <w:top w:type="dxa" w:w="50"/>
+              <w:left w:type="dxa" w:w="100"/>
+              <w:bottom w:type="dxa" w:w="50"/>
+              <w:right w:type="dxa" w:w="100"/>
+            </w:tcMar>
+            <w:vAlign w:val="center"/>
+          </w:tcPr>
+          <w:p>
+            <w:pPr>
+              <w:spacing w:after="0" w:line="252"/>
+              <w:jc w:val="center"/>
+            </w:pPr>
+          </w:p>
+        </w:tc>
+        <w:tc>
+          <w:tcPr>
+            <w:tcW w:type="dxa" w:w="1056"/>
+            <w:tcMar>
+              <w:top w:type="dxa" w:w="50"/>
+              <w:left w:type="dxa" w:w="100"/>
+              <w:bottom w:type="dxa" w:w="50"/>
+              <w:right w:type="dxa" w:w="100"/>
+            </w:tcMar>
+            <w:vAlign w:val="center"/>
+          </w:tcPr>
+          <w:p>
+            <w:pPr>
+              <w:spacing w:after="0" w:line="252"/>
+              <w:jc w:val="center"/>
+            </w:pPr>
+          </w:p>
+        </w:tc>
+        <w:tc>
+          <w:tcPr>
+            <w:tcW w:type="dxa" w:w="1585"/>
+            <w:tcMar>
+              <w:top w:type="dxa" w:w="50"/>
+              <w:left w:type="dxa" w:w="100"/>
+              <w:bottom w:type="dxa" w:w="50"/>
+              <w:right w:type="dxa" w:w="100"/>
+            </w:tcMar>
+            <w:vAlign w:val="center"/>
+          </w:tcPr>
+          <w:p>
+            <w:pPr>
+              <w:spacing w:after="0" w:line="252"/>
+              <w:jc w:val="center"/>
+            </w:pPr>
+          </w:p>
+        </w:tc>
+        <w:tc>
+          <w:tcPr>
+            <w:tcW w:type="dxa" w:w="3168"/>
             <w:tcMar>
               <w:top w:type="dxa" w:w="50"/>
               <w:left w:type="dxa" w:w="100"/>
@@ -12169,115 +11887,97 @@
         </w:trPr>
         <w:tc>
           <w:tcPr>
-            <w:tcW w:type="dxa" w:w="1253"/>
-            <w:tcMar>
-              <w:top w:type="dxa" w:w="50"/>
-              <w:left w:type="dxa" w:w="100"/>
-              <w:bottom w:type="dxa" w:w="50"/>
-              <w:right w:type="dxa" w:w="100"/>
-            </w:tcMar>
-            <w:vAlign w:val="center"/>
-          </w:tcPr>
-          <w:p>
-            <w:pPr>
-              <w:spacing w:after="0" w:line="252"/>
-              <w:jc w:val="center"/>
-            </w:pPr>
-          </w:p>
-        </w:tc>
-        <w:tc>
-          <w:tcPr>
-            <w:tcW w:type="dxa" w:w="771"/>
-            <w:tcMar>
-              <w:top w:type="dxa" w:w="50"/>
-              <w:left w:type="dxa" w:w="100"/>
-              <w:bottom w:type="dxa" w:w="50"/>
-              <w:right w:type="dxa" w:w="100"/>
-            </w:tcMar>
-            <w:vAlign w:val="center"/>
-          </w:tcPr>
-          <w:p>
-            <w:pPr>
-              <w:spacing w:after="0" w:line="252"/>
-              <w:jc w:val="center"/>
-            </w:pPr>
-          </w:p>
-        </w:tc>
-        <w:tc>
-          <w:tcPr>
-            <w:tcW w:type="dxa" w:w="771"/>
-            <w:tcMar>
-              <w:top w:type="dxa" w:w="50"/>
-              <w:left w:type="dxa" w:w="100"/>
-              <w:bottom w:type="dxa" w:w="50"/>
-              <w:right w:type="dxa" w:w="100"/>
-            </w:tcMar>
-            <w:vAlign w:val="center"/>
-          </w:tcPr>
-          <w:p>
-            <w:pPr>
-              <w:spacing w:after="0" w:line="252"/>
-              <w:jc w:val="center"/>
-            </w:pPr>
-          </w:p>
-        </w:tc>
-        <w:tc>
-          <w:tcPr>
-            <w:tcW w:type="dxa" w:w="771"/>
-            <w:tcMar>
-              <w:top w:type="dxa" w:w="50"/>
-              <w:left w:type="dxa" w:w="100"/>
-              <w:bottom w:type="dxa" w:w="50"/>
-              <w:right w:type="dxa" w:w="100"/>
-            </w:tcMar>
-            <w:vAlign w:val="center"/>
-          </w:tcPr>
-          <w:p>
-            <w:pPr>
-              <w:spacing w:after="0" w:line="252"/>
-              <w:jc w:val="center"/>
-            </w:pPr>
-          </w:p>
-        </w:tc>
-        <w:tc>
-          <w:tcPr>
-            <w:tcW w:type="dxa" w:w="1157"/>
-            <w:tcMar>
-              <w:top w:type="dxa" w:w="50"/>
-              <w:left w:type="dxa" w:w="100"/>
-              <w:bottom w:type="dxa" w:w="50"/>
-              <w:right w:type="dxa" w:w="100"/>
-            </w:tcMar>
-            <w:vAlign w:val="center"/>
-          </w:tcPr>
-          <w:p>
-            <w:pPr>
-              <w:spacing w:after="0" w:line="252"/>
-              <w:jc w:val="center"/>
-            </w:pPr>
-          </w:p>
-        </w:tc>
-        <w:tc>
-          <w:tcPr>
-            <w:tcW w:type="dxa" w:w="2602"/>
-            <w:tcMar>
-              <w:top w:type="dxa" w:w="50"/>
-              <w:left w:type="dxa" w:w="100"/>
-              <w:bottom w:type="dxa" w:w="50"/>
-              <w:right w:type="dxa" w:w="100"/>
-            </w:tcMar>
-            <w:vAlign w:val="center"/>
-          </w:tcPr>
-          <w:p>
-            <w:pPr>
-              <w:spacing w:after="0" w:line="252"/>
-              <w:jc w:val="center"/>
-            </w:pPr>
-          </w:p>
-        </w:tc>
-        <w:tc>
-          <w:tcPr>
-            <w:tcW w:type="dxa" w:w="2313"/>
+            <w:tcW w:type="dxa" w:w="1716"/>
+            <w:tcMar>
+              <w:top w:type="dxa" w:w="50"/>
+              <w:left w:type="dxa" w:w="100"/>
+              <w:bottom w:type="dxa" w:w="50"/>
+              <w:right w:type="dxa" w:w="100"/>
+            </w:tcMar>
+            <w:vAlign w:val="center"/>
+          </w:tcPr>
+          <w:p>
+            <w:pPr>
+              <w:spacing w:after="0" w:line="252"/>
+              <w:jc w:val="center"/>
+            </w:pPr>
+          </w:p>
+        </w:tc>
+        <w:tc>
+          <w:tcPr>
+            <w:tcW w:type="dxa" w:w="1056"/>
+            <w:tcMar>
+              <w:top w:type="dxa" w:w="50"/>
+              <w:left w:type="dxa" w:w="100"/>
+              <w:bottom w:type="dxa" w:w="50"/>
+              <w:right w:type="dxa" w:w="100"/>
+            </w:tcMar>
+            <w:vAlign w:val="center"/>
+          </w:tcPr>
+          <w:p>
+            <w:pPr>
+              <w:spacing w:after="0" w:line="252"/>
+              <w:jc w:val="center"/>
+            </w:pPr>
+          </w:p>
+        </w:tc>
+        <w:tc>
+          <w:tcPr>
+            <w:tcW w:type="dxa" w:w="1056"/>
+            <w:tcMar>
+              <w:top w:type="dxa" w:w="50"/>
+              <w:left w:type="dxa" w:w="100"/>
+              <w:bottom w:type="dxa" w:w="50"/>
+              <w:right w:type="dxa" w:w="100"/>
+            </w:tcMar>
+            <w:vAlign w:val="center"/>
+          </w:tcPr>
+          <w:p>
+            <w:pPr>
+              <w:spacing w:after="0" w:line="252"/>
+              <w:jc w:val="center"/>
+            </w:pPr>
+          </w:p>
+        </w:tc>
+        <w:tc>
+          <w:tcPr>
+            <w:tcW w:type="dxa" w:w="1056"/>
+            <w:tcMar>
+              <w:top w:type="dxa" w:w="50"/>
+              <w:left w:type="dxa" w:w="100"/>
+              <w:bottom w:type="dxa" w:w="50"/>
+              <w:right w:type="dxa" w:w="100"/>
+            </w:tcMar>
+            <w:vAlign w:val="center"/>
+          </w:tcPr>
+          <w:p>
+            <w:pPr>
+              <w:spacing w:after="0" w:line="252"/>
+              <w:jc w:val="center"/>
+            </w:pPr>
+          </w:p>
+        </w:tc>
+        <w:tc>
+          <w:tcPr>
+            <w:tcW w:type="dxa" w:w="1585"/>
+            <w:tcMar>
+              <w:top w:type="dxa" w:w="50"/>
+              <w:left w:type="dxa" w:w="100"/>
+              <w:bottom w:type="dxa" w:w="50"/>
+              <w:right w:type="dxa" w:w="100"/>
+            </w:tcMar>
+            <w:vAlign w:val="center"/>
+          </w:tcPr>
+          <w:p>
+            <w:pPr>
+              <w:spacing w:after="0" w:line="252"/>
+              <w:jc w:val="center"/>
+            </w:pPr>
+          </w:p>
+        </w:tc>
+        <w:tc>
+          <w:tcPr>
+            <w:tcW w:type="dxa" w:w="3168"/>
             <w:tcMar>
               <w:top w:type="dxa" w:w="50"/>
               <w:left w:type="dxa" w:w="100"/>
@@ -12301,115 +12001,97 @@
         </w:trPr>
         <w:tc>
           <w:tcPr>
-            <w:tcW w:type="dxa" w:w="1253"/>
-            <w:tcMar>
-              <w:top w:type="dxa" w:w="50"/>
-              <w:left w:type="dxa" w:w="100"/>
-              <w:bottom w:type="dxa" w:w="50"/>
-              <w:right w:type="dxa" w:w="100"/>
-            </w:tcMar>
-            <w:vAlign w:val="center"/>
-          </w:tcPr>
-          <w:p>
-            <w:pPr>
-              <w:spacing w:after="0" w:line="252"/>
-              <w:jc w:val="center"/>
-            </w:pPr>
-          </w:p>
-        </w:tc>
-        <w:tc>
-          <w:tcPr>
-            <w:tcW w:type="dxa" w:w="771"/>
-            <w:tcMar>
-              <w:top w:type="dxa" w:w="50"/>
-              <w:left w:type="dxa" w:w="100"/>
-              <w:bottom w:type="dxa" w:w="50"/>
-              <w:right w:type="dxa" w:w="100"/>
-            </w:tcMar>
-            <w:vAlign w:val="center"/>
-          </w:tcPr>
-          <w:p>
-            <w:pPr>
-              <w:spacing w:after="0" w:line="252"/>
-              <w:jc w:val="center"/>
-            </w:pPr>
-          </w:p>
-        </w:tc>
-        <w:tc>
-          <w:tcPr>
-            <w:tcW w:type="dxa" w:w="771"/>
-            <w:tcMar>
-              <w:top w:type="dxa" w:w="50"/>
-              <w:left w:type="dxa" w:w="100"/>
-              <w:bottom w:type="dxa" w:w="50"/>
-              <w:right w:type="dxa" w:w="100"/>
-            </w:tcMar>
-            <w:vAlign w:val="center"/>
-          </w:tcPr>
-          <w:p>
-            <w:pPr>
-              <w:spacing w:after="0" w:line="252"/>
-              <w:jc w:val="center"/>
-            </w:pPr>
-          </w:p>
-        </w:tc>
-        <w:tc>
-          <w:tcPr>
-            <w:tcW w:type="dxa" w:w="771"/>
-            <w:tcMar>
-              <w:top w:type="dxa" w:w="50"/>
-              <w:left w:type="dxa" w:w="100"/>
-              <w:bottom w:type="dxa" w:w="50"/>
-              <w:right w:type="dxa" w:w="100"/>
-            </w:tcMar>
-            <w:vAlign w:val="center"/>
-          </w:tcPr>
-          <w:p>
-            <w:pPr>
-              <w:spacing w:after="0" w:line="252"/>
-              <w:jc w:val="center"/>
-            </w:pPr>
-          </w:p>
-        </w:tc>
-        <w:tc>
-          <w:tcPr>
-            <w:tcW w:type="dxa" w:w="1157"/>
-            <w:tcMar>
-              <w:top w:type="dxa" w:w="50"/>
-              <w:left w:type="dxa" w:w="100"/>
-              <w:bottom w:type="dxa" w:w="50"/>
-              <w:right w:type="dxa" w:w="100"/>
-            </w:tcMar>
-            <w:vAlign w:val="center"/>
-          </w:tcPr>
-          <w:p>
-            <w:pPr>
-              <w:spacing w:after="0" w:line="252"/>
-              <w:jc w:val="center"/>
-            </w:pPr>
-          </w:p>
-        </w:tc>
-        <w:tc>
-          <w:tcPr>
-            <w:tcW w:type="dxa" w:w="2602"/>
-            <w:tcMar>
-              <w:top w:type="dxa" w:w="50"/>
-              <w:left w:type="dxa" w:w="100"/>
-              <w:bottom w:type="dxa" w:w="50"/>
-              <w:right w:type="dxa" w:w="100"/>
-            </w:tcMar>
-            <w:vAlign w:val="center"/>
-          </w:tcPr>
-          <w:p>
-            <w:pPr>
-              <w:spacing w:after="0" w:line="252"/>
-              <w:jc w:val="center"/>
-            </w:pPr>
-          </w:p>
-        </w:tc>
-        <w:tc>
-          <w:tcPr>
-            <w:tcW w:type="dxa" w:w="2313"/>
+            <w:tcW w:type="dxa" w:w="1716"/>
+            <w:tcMar>
+              <w:top w:type="dxa" w:w="50"/>
+              <w:left w:type="dxa" w:w="100"/>
+              <w:bottom w:type="dxa" w:w="50"/>
+              <w:right w:type="dxa" w:w="100"/>
+            </w:tcMar>
+            <w:vAlign w:val="center"/>
+          </w:tcPr>
+          <w:p>
+            <w:pPr>
+              <w:spacing w:after="0" w:line="252"/>
+              <w:jc w:val="center"/>
+            </w:pPr>
+          </w:p>
+        </w:tc>
+        <w:tc>
+          <w:tcPr>
+            <w:tcW w:type="dxa" w:w="1056"/>
+            <w:tcMar>
+              <w:top w:type="dxa" w:w="50"/>
+              <w:left w:type="dxa" w:w="100"/>
+              <w:bottom w:type="dxa" w:w="50"/>
+              <w:right w:type="dxa" w:w="100"/>
+            </w:tcMar>
+            <w:vAlign w:val="center"/>
+          </w:tcPr>
+          <w:p>
+            <w:pPr>
+              <w:spacing w:after="0" w:line="252"/>
+              <w:jc w:val="center"/>
+            </w:pPr>
+          </w:p>
+        </w:tc>
+        <w:tc>
+          <w:tcPr>
+            <w:tcW w:type="dxa" w:w="1056"/>
+            <w:tcMar>
+              <w:top w:type="dxa" w:w="50"/>
+              <w:left w:type="dxa" w:w="100"/>
+              <w:bottom w:type="dxa" w:w="50"/>
+              <w:right w:type="dxa" w:w="100"/>
+            </w:tcMar>
+            <w:vAlign w:val="center"/>
+          </w:tcPr>
+          <w:p>
+            <w:pPr>
+              <w:spacing w:after="0" w:line="252"/>
+              <w:jc w:val="center"/>
+            </w:pPr>
+          </w:p>
+        </w:tc>
+        <w:tc>
+          <w:tcPr>
+            <w:tcW w:type="dxa" w:w="1056"/>
+            <w:tcMar>
+              <w:top w:type="dxa" w:w="50"/>
+              <w:left w:type="dxa" w:w="100"/>
+              <w:bottom w:type="dxa" w:w="50"/>
+              <w:right w:type="dxa" w:w="100"/>
+            </w:tcMar>
+            <w:vAlign w:val="center"/>
+          </w:tcPr>
+          <w:p>
+            <w:pPr>
+              <w:spacing w:after="0" w:line="252"/>
+              <w:jc w:val="center"/>
+            </w:pPr>
+          </w:p>
+        </w:tc>
+        <w:tc>
+          <w:tcPr>
+            <w:tcW w:type="dxa" w:w="1585"/>
+            <w:tcMar>
+              <w:top w:type="dxa" w:w="50"/>
+              <w:left w:type="dxa" w:w="100"/>
+              <w:bottom w:type="dxa" w:w="50"/>
+              <w:right w:type="dxa" w:w="100"/>
+            </w:tcMar>
+            <w:vAlign w:val="center"/>
+          </w:tcPr>
+          <w:p>
+            <w:pPr>
+              <w:spacing w:after="0" w:line="252"/>
+              <w:jc w:val="center"/>
+            </w:pPr>
+          </w:p>
+        </w:tc>
+        <w:tc>
+          <w:tcPr>
+            <w:tcW w:type="dxa" w:w="3168"/>
             <w:tcMar>
               <w:top w:type="dxa" w:w="50"/>
               <w:left w:type="dxa" w:w="100"/>
@@ -12433,115 +12115,97 @@
         </w:trPr>
         <w:tc>
           <w:tcPr>
-            <w:tcW w:type="dxa" w:w="1253"/>
-            <w:tcMar>
-              <w:top w:type="dxa" w:w="50"/>
-              <w:left w:type="dxa" w:w="100"/>
-              <w:bottom w:type="dxa" w:w="50"/>
-              <w:right w:type="dxa" w:w="100"/>
-            </w:tcMar>
-            <w:vAlign w:val="center"/>
-          </w:tcPr>
-          <w:p>
-            <w:pPr>
-              <w:spacing w:after="0" w:line="252"/>
-              <w:jc w:val="center"/>
-            </w:pPr>
-          </w:p>
-        </w:tc>
-        <w:tc>
-          <w:tcPr>
-            <w:tcW w:type="dxa" w:w="771"/>
-            <w:tcMar>
-              <w:top w:type="dxa" w:w="50"/>
-              <w:left w:type="dxa" w:w="100"/>
-              <w:bottom w:type="dxa" w:w="50"/>
-              <w:right w:type="dxa" w:w="100"/>
-            </w:tcMar>
-            <w:vAlign w:val="center"/>
-          </w:tcPr>
-          <w:p>
-            <w:pPr>
-              <w:spacing w:after="0" w:line="252"/>
-              <w:jc w:val="center"/>
-            </w:pPr>
-          </w:p>
-        </w:tc>
-        <w:tc>
-          <w:tcPr>
-            <w:tcW w:type="dxa" w:w="771"/>
-            <w:tcMar>
-              <w:top w:type="dxa" w:w="50"/>
-              <w:left w:type="dxa" w:w="100"/>
-              <w:bottom w:type="dxa" w:w="50"/>
-              <w:right w:type="dxa" w:w="100"/>
-            </w:tcMar>
-            <w:vAlign w:val="center"/>
-          </w:tcPr>
-          <w:p>
-            <w:pPr>
-              <w:spacing w:after="0" w:line="252"/>
-              <w:jc w:val="center"/>
-            </w:pPr>
-          </w:p>
-        </w:tc>
-        <w:tc>
-          <w:tcPr>
-            <w:tcW w:type="dxa" w:w="771"/>
-            <w:tcMar>
-              <w:top w:type="dxa" w:w="50"/>
-              <w:left w:type="dxa" w:w="100"/>
-              <w:bottom w:type="dxa" w:w="50"/>
-              <w:right w:type="dxa" w:w="100"/>
-            </w:tcMar>
-            <w:vAlign w:val="center"/>
-          </w:tcPr>
-          <w:p>
-            <w:pPr>
-              <w:spacing w:after="0" w:line="252"/>
-              <w:jc w:val="center"/>
-            </w:pPr>
-          </w:p>
-        </w:tc>
-        <w:tc>
-          <w:tcPr>
-            <w:tcW w:type="dxa" w:w="1157"/>
-            <w:tcMar>
-              <w:top w:type="dxa" w:w="50"/>
-              <w:left w:type="dxa" w:w="100"/>
-              <w:bottom w:type="dxa" w:w="50"/>
-              <w:right w:type="dxa" w:w="100"/>
-            </w:tcMar>
-            <w:vAlign w:val="center"/>
-          </w:tcPr>
-          <w:p>
-            <w:pPr>
-              <w:spacing w:after="0" w:line="252"/>
-              <w:jc w:val="center"/>
-            </w:pPr>
-          </w:p>
-        </w:tc>
-        <w:tc>
-          <w:tcPr>
-            <w:tcW w:type="dxa" w:w="2602"/>
-            <w:tcMar>
-              <w:top w:type="dxa" w:w="50"/>
-              <w:left w:type="dxa" w:w="100"/>
-              <w:bottom w:type="dxa" w:w="50"/>
-              <w:right w:type="dxa" w:w="100"/>
-            </w:tcMar>
-            <w:vAlign w:val="center"/>
-          </w:tcPr>
-          <w:p>
-            <w:pPr>
-              <w:spacing w:after="0" w:line="252"/>
-              <w:jc w:val="center"/>
-            </w:pPr>
-          </w:p>
-        </w:tc>
-        <w:tc>
-          <w:tcPr>
-            <w:tcW w:type="dxa" w:w="2313"/>
+            <w:tcW w:type="dxa" w:w="1716"/>
+            <w:tcMar>
+              <w:top w:type="dxa" w:w="50"/>
+              <w:left w:type="dxa" w:w="100"/>
+              <w:bottom w:type="dxa" w:w="50"/>
+              <w:right w:type="dxa" w:w="100"/>
+            </w:tcMar>
+            <w:vAlign w:val="center"/>
+          </w:tcPr>
+          <w:p>
+            <w:pPr>
+              <w:spacing w:after="0" w:line="252"/>
+              <w:jc w:val="center"/>
+            </w:pPr>
+          </w:p>
+        </w:tc>
+        <w:tc>
+          <w:tcPr>
+            <w:tcW w:type="dxa" w:w="1056"/>
+            <w:tcMar>
+              <w:top w:type="dxa" w:w="50"/>
+              <w:left w:type="dxa" w:w="100"/>
+              <w:bottom w:type="dxa" w:w="50"/>
+              <w:right w:type="dxa" w:w="100"/>
+            </w:tcMar>
+            <w:vAlign w:val="center"/>
+          </w:tcPr>
+          <w:p>
+            <w:pPr>
+              <w:spacing w:after="0" w:line="252"/>
+              <w:jc w:val="center"/>
+            </w:pPr>
+          </w:p>
+        </w:tc>
+        <w:tc>
+          <w:tcPr>
+            <w:tcW w:type="dxa" w:w="1056"/>
+            <w:tcMar>
+              <w:top w:type="dxa" w:w="50"/>
+              <w:left w:type="dxa" w:w="100"/>
+              <w:bottom w:type="dxa" w:w="50"/>
+              <w:right w:type="dxa" w:w="100"/>
+            </w:tcMar>
+            <w:vAlign w:val="center"/>
+          </w:tcPr>
+          <w:p>
+            <w:pPr>
+              <w:spacing w:after="0" w:line="252"/>
+              <w:jc w:val="center"/>
+            </w:pPr>
+          </w:p>
+        </w:tc>
+        <w:tc>
+          <w:tcPr>
+            <w:tcW w:type="dxa" w:w="1056"/>
+            <w:tcMar>
+              <w:top w:type="dxa" w:w="50"/>
+              <w:left w:type="dxa" w:w="100"/>
+              <w:bottom w:type="dxa" w:w="50"/>
+              <w:right w:type="dxa" w:w="100"/>
+            </w:tcMar>
+            <w:vAlign w:val="center"/>
+          </w:tcPr>
+          <w:p>
+            <w:pPr>
+              <w:spacing w:after="0" w:line="252"/>
+              <w:jc w:val="center"/>
+            </w:pPr>
+          </w:p>
+        </w:tc>
+        <w:tc>
+          <w:tcPr>
+            <w:tcW w:type="dxa" w:w="1585"/>
+            <w:tcMar>
+              <w:top w:type="dxa" w:w="50"/>
+              <w:left w:type="dxa" w:w="100"/>
+              <w:bottom w:type="dxa" w:w="50"/>
+              <w:right w:type="dxa" w:w="100"/>
+            </w:tcMar>
+            <w:vAlign w:val="center"/>
+          </w:tcPr>
+          <w:p>
+            <w:pPr>
+              <w:spacing w:after="0" w:line="252"/>
+              <w:jc w:val="center"/>
+            </w:pPr>
+          </w:p>
+        </w:tc>
+        <w:tc>
+          <w:tcPr>
+            <w:tcW w:type="dxa" w:w="3168"/>
             <w:tcMar>
               <w:top w:type="dxa" w:w="50"/>
               <w:left w:type="dxa" w:w="100"/>
@@ -12565,115 +12229,97 @@
         </w:trPr>
         <w:tc>
           <w:tcPr>
-            <w:tcW w:type="dxa" w:w="1253"/>
-            <w:tcMar>
-              <w:top w:type="dxa" w:w="50"/>
-              <w:left w:type="dxa" w:w="100"/>
-              <w:bottom w:type="dxa" w:w="50"/>
-              <w:right w:type="dxa" w:w="100"/>
-            </w:tcMar>
-            <w:vAlign w:val="center"/>
-          </w:tcPr>
-          <w:p>
-            <w:pPr>
-              <w:spacing w:after="0" w:line="252"/>
-              <w:jc w:val="center"/>
-            </w:pPr>
-          </w:p>
-        </w:tc>
-        <w:tc>
-          <w:tcPr>
-            <w:tcW w:type="dxa" w:w="771"/>
-            <w:tcMar>
-              <w:top w:type="dxa" w:w="50"/>
-              <w:left w:type="dxa" w:w="100"/>
-              <w:bottom w:type="dxa" w:w="50"/>
-              <w:right w:type="dxa" w:w="100"/>
-            </w:tcMar>
-            <w:vAlign w:val="center"/>
-          </w:tcPr>
-          <w:p>
-            <w:pPr>
-              <w:spacing w:after="0" w:line="252"/>
-              <w:jc w:val="center"/>
-            </w:pPr>
-          </w:p>
-        </w:tc>
-        <w:tc>
-          <w:tcPr>
-            <w:tcW w:type="dxa" w:w="771"/>
-            <w:tcMar>
-              <w:top w:type="dxa" w:w="50"/>
-              <w:left w:type="dxa" w:w="100"/>
-              <w:bottom w:type="dxa" w:w="50"/>
-              <w:right w:type="dxa" w:w="100"/>
-            </w:tcMar>
-            <w:vAlign w:val="center"/>
-          </w:tcPr>
-          <w:p>
-            <w:pPr>
-              <w:spacing w:after="0" w:line="252"/>
-              <w:jc w:val="center"/>
-            </w:pPr>
-          </w:p>
-        </w:tc>
-        <w:tc>
-          <w:tcPr>
-            <w:tcW w:type="dxa" w:w="771"/>
-            <w:tcMar>
-              <w:top w:type="dxa" w:w="50"/>
-              <w:left w:type="dxa" w:w="100"/>
-              <w:bottom w:type="dxa" w:w="50"/>
-              <w:right w:type="dxa" w:w="100"/>
-            </w:tcMar>
-            <w:vAlign w:val="center"/>
-          </w:tcPr>
-          <w:p>
-            <w:pPr>
-              <w:spacing w:after="0" w:line="252"/>
-              <w:jc w:val="center"/>
-            </w:pPr>
-          </w:p>
-        </w:tc>
-        <w:tc>
-          <w:tcPr>
-            <w:tcW w:type="dxa" w:w="1157"/>
-            <w:tcMar>
-              <w:top w:type="dxa" w:w="50"/>
-              <w:left w:type="dxa" w:w="100"/>
-              <w:bottom w:type="dxa" w:w="50"/>
-              <w:right w:type="dxa" w:w="100"/>
-            </w:tcMar>
-            <w:vAlign w:val="center"/>
-          </w:tcPr>
-          <w:p>
-            <w:pPr>
-              <w:spacing w:after="0" w:line="252"/>
-              <w:jc w:val="center"/>
-            </w:pPr>
-          </w:p>
-        </w:tc>
-        <w:tc>
-          <w:tcPr>
-            <w:tcW w:type="dxa" w:w="2602"/>
-            <w:tcMar>
-              <w:top w:type="dxa" w:w="50"/>
-              <w:left w:type="dxa" w:w="100"/>
-              <w:bottom w:type="dxa" w:w="50"/>
-              <w:right w:type="dxa" w:w="100"/>
-            </w:tcMar>
-            <w:vAlign w:val="center"/>
-          </w:tcPr>
-          <w:p>
-            <w:pPr>
-              <w:spacing w:after="0" w:line="252"/>
-              <w:jc w:val="center"/>
-            </w:pPr>
-          </w:p>
-        </w:tc>
-        <w:tc>
-          <w:tcPr>
-            <w:tcW w:type="dxa" w:w="2313"/>
+            <w:tcW w:type="dxa" w:w="1716"/>
+            <w:tcMar>
+              <w:top w:type="dxa" w:w="50"/>
+              <w:left w:type="dxa" w:w="100"/>
+              <w:bottom w:type="dxa" w:w="50"/>
+              <w:right w:type="dxa" w:w="100"/>
+            </w:tcMar>
+            <w:vAlign w:val="center"/>
+          </w:tcPr>
+          <w:p>
+            <w:pPr>
+              <w:spacing w:after="0" w:line="252"/>
+              <w:jc w:val="center"/>
+            </w:pPr>
+          </w:p>
+        </w:tc>
+        <w:tc>
+          <w:tcPr>
+            <w:tcW w:type="dxa" w:w="1056"/>
+            <w:tcMar>
+              <w:top w:type="dxa" w:w="50"/>
+              <w:left w:type="dxa" w:w="100"/>
+              <w:bottom w:type="dxa" w:w="50"/>
+              <w:right w:type="dxa" w:w="100"/>
+            </w:tcMar>
+            <w:vAlign w:val="center"/>
+          </w:tcPr>
+          <w:p>
+            <w:pPr>
+              <w:spacing w:after="0" w:line="252"/>
+              <w:jc w:val="center"/>
+            </w:pPr>
+          </w:p>
+        </w:tc>
+        <w:tc>
+          <w:tcPr>
+            <w:tcW w:type="dxa" w:w="1056"/>
+            <w:tcMar>
+              <w:top w:type="dxa" w:w="50"/>
+              <w:left w:type="dxa" w:w="100"/>
+              <w:bottom w:type="dxa" w:w="50"/>
+              <w:right w:type="dxa" w:w="100"/>
+            </w:tcMar>
+            <w:vAlign w:val="center"/>
+          </w:tcPr>
+          <w:p>
+            <w:pPr>
+              <w:spacing w:after="0" w:line="252"/>
+              <w:jc w:val="center"/>
+            </w:pPr>
+          </w:p>
+        </w:tc>
+        <w:tc>
+          <w:tcPr>
+            <w:tcW w:type="dxa" w:w="1056"/>
+            <w:tcMar>
+              <w:top w:type="dxa" w:w="50"/>
+              <w:left w:type="dxa" w:w="100"/>
+              <w:bottom w:type="dxa" w:w="50"/>
+              <w:right w:type="dxa" w:w="100"/>
+            </w:tcMar>
+            <w:vAlign w:val="center"/>
+          </w:tcPr>
+          <w:p>
+            <w:pPr>
+              <w:spacing w:after="0" w:line="252"/>
+              <w:jc w:val="center"/>
+            </w:pPr>
+          </w:p>
+        </w:tc>
+        <w:tc>
+          <w:tcPr>
+            <w:tcW w:type="dxa" w:w="1585"/>
+            <w:tcMar>
+              <w:top w:type="dxa" w:w="50"/>
+              <w:left w:type="dxa" w:w="100"/>
+              <w:bottom w:type="dxa" w:w="50"/>
+              <w:right w:type="dxa" w:w="100"/>
+            </w:tcMar>
+            <w:vAlign w:val="center"/>
+          </w:tcPr>
+          <w:p>
+            <w:pPr>
+              <w:spacing w:after="0" w:line="252"/>
+              <w:jc w:val="center"/>
+            </w:pPr>
+          </w:p>
+        </w:tc>
+        <w:tc>
+          <w:tcPr>
+            <w:tcW w:type="dxa" w:w="3168"/>
             <w:tcMar>
               <w:top w:type="dxa" w:w="50"/>
               <w:left w:type="dxa" w:w="100"/>

--- a/materialien/Welt2_Rangliste/2_Arbeitsblaetter/AQ_W2_AB3_Effizienz_und_binaere_Suche.docx
+++ b/materialien/Welt2_Rangliste/2_Arbeitsblaetter/AQ_W2_AB3_Effizienz_und_binaere_Suche.docx
@@ -131,7 +131,32 @@
                 <w:sz w:val="20"/>
                 <w:szCs w:val="20"/>
               </w:rPr>
-              <w:t xml:space="preserve">Level 2.3 und 2.4</w:t>
+              <w:t xml:space="preserve">Level 2.3 bis 2.5</w:t>
+            </w:r>
+          </w:p>
+          <w:p>
+            <w:pPr>
+              <w:spacing w:after="0"/>
+            </w:pPr>
+            <w:r>
+              <w:rPr>
+                <w:rFonts w:ascii="Calibri" w:cs="Calibri" w:eastAsia="Calibri" w:hAnsi="Calibri"/>
+                <w:b/>
+                <w:bCs/>
+                <w:sz w:val="20"/>
+                <w:szCs w:val="20"/>
+                <w:color w:val="5B2A86"/>
+              </w:rPr>
+              <w:t xml:space="preserve">Niveau (KC 2017):</w:t>
+            </w:r>
+            <w:r>
+              <w:rPr>
+                <w:rFonts w:ascii="Calibri" w:cs="Calibri" w:eastAsia="Calibri" w:hAnsi="Calibri"/>
+                <w:sz w:val="20"/>
+                <w:szCs w:val="20"/>
+                <w:color w:val="5B2A86"/>
+              </w:rPr>
+              <w:t xml:space="preserve"> Teil B (binäre Suche) Grund- und Leistungskurs · Teil A, Aufgabe 6 und Teil C (Effizienz: Zahl der Operationen und Speicherbedarf) nur Leistungskurs (eA)</w:t>
             </w:r>
           </w:p>
         </w:tc>
@@ -268,6 +293,16 @@
           <w:szCs w:val="30"/>
         </w:rPr>
         <w:t xml:space="preserve">Teil A – Effizienz und Sortier-Duell (DS 15)</w:t>
+      </w:r>
+      <w:r>
+        <w:rPr>
+          <w:rFonts w:ascii="Calibri" w:cs="Calibri" w:eastAsia="Calibri" w:hAnsi="Calibri"/>
+          <w:b/>
+          <w:bCs/>
+          <w:color w:val="5B2A86"/>
+          <w:sz w:val="20"/>
+        </w:rPr>
+        <w:t xml:space="preserve">  ◆ nur LK (eA)</w:t>
       </w:r>
     </w:p>
     <w:p>
@@ -12619,6 +12654,16 @@
         </w:rPr>
         <w:t xml:space="preserve">  ★★★</w:t>
       </w:r>
+      <w:r>
+        <w:rPr>
+          <w:rFonts w:ascii="Calibri" w:cs="Calibri" w:eastAsia="Calibri" w:hAnsi="Calibri"/>
+          <w:b/>
+          <w:bCs/>
+          <w:color w:val="5B2A86"/>
+          <w:sz w:val="20"/>
+        </w:rPr>
+        <w:t xml:space="preserve">  ◆ nur LK (eA)</w:t>
+      </w:r>
     </w:p>
     <w:tbl>
       <w:tblPr>
@@ -15988,6 +16033,2150 @@
     <w:p>
       <w:pPr>
         <w:spacing w:after="0" w:before="0" w:line="160" w:lineRule="exact"/>
+      </w:pPr>
+    </w:p>
+    <w:p>
+      <w:pPr>
+        <w:keepNext/>
+        <w:pBdr>
+          <w:bottom w:val="single" w:color="1F4E79" w:sz="8" w:space="3"/>
+        </w:pBdr>
+        <w:spacing w:after="120" w:before="240"/>
+      </w:pPr>
+      <w:r>
+        <w:rPr>
+          <w:rFonts w:ascii="Calibri" w:cs="Calibri" w:eastAsia="Calibri" w:hAnsi="Calibri"/>
+          <w:b/>
+          <w:bCs/>
+          <w:color w:val="1F4E79"/>
+          <w:sz w:val="30"/>
+          <w:szCs w:val="30"/>
+        </w:rPr>
+        <w:t xml:space="preserve">Teil C – Speicherbedarf: Effizienz beurteilen (DS 16)</w:t>
+      </w:r>
+      <w:r>
+        <w:rPr>
+          <w:rFonts w:ascii="Calibri" w:cs="Calibri" w:eastAsia="Calibri" w:hAnsi="Calibri"/>
+          <w:b/>
+          <w:bCs/>
+          <w:color w:val="5B2A86"/>
+          <w:sz w:val="20"/>
+        </w:rPr>
+        <w:t xml:space="preserve">  ◆ nur LK (eA)</w:t>
+      </w:r>
+    </w:p>
+    <w:tbl>
+      <w:tblPr>
+        <w:tblW w:type="dxa" w:w="9638"/>
+        <w:tblBorders>
+          <w:top w:val="none" w:color="FFFFFF" w:sz="0"/>
+          <w:left w:val="none" w:color="FFFFFF" w:sz="0"/>
+          <w:bottom w:val="none" w:color="FFFFFF" w:sz="0"/>
+          <w:right w:val="none" w:color="FFFFFF" w:sz="0"/>
+          <w:insideH w:val="none" w:color="FFFFFF" w:sz="0"/>
+          <w:insideV w:val="none" w:color="FFFFFF" w:sz="0"/>
+        </w:tblBorders>
+        <w:tblLayout w:type="fixed"/>
+      </w:tblPr>
+      <w:tblGrid>
+        <w:gridCol w:w="9638"/>
+      </w:tblGrid>
+      <w:tr>
+        <w:trPr>
+          <w:cantSplit w:val="false"/>
+        </w:trPr>
+        <w:tc>
+          <w:tcPr>
+            <w:tcW w:type="dxa" w:w="9638"/>
+            <w:tcBorders>
+              <w:top w:val="single" w:color="DBE7F5" w:sz="4"/>
+              <w:left w:val="single" w:color="1F4E79" w:sz="30"/>
+              <w:bottom w:val="single" w:color="DBE7F5" w:sz="4"/>
+              <w:right w:val="single" w:color="DBE7F5" w:sz="4"/>
+            </w:tcBorders>
+            <w:shd w:fill="DBE7F5" w:color="auto" w:val="clear"/>
+            <w:tcMar>
+              <w:top w:type="dxa" w:w="110"/>
+              <w:left w:type="dxa" w:w="200"/>
+              <w:bottom w:type="dxa" w:w="110"/>
+              <w:right w:type="dxa" w:w="180"/>
+            </w:tcMar>
+          </w:tcPr>
+          <w:p>
+            <w:pPr>
+              <w:keepNext/>
+              <w:spacing w:after="80"/>
+            </w:pPr>
+            <w:r>
+              <w:rPr>
+                <w:rFonts w:ascii="Calibri" w:cs="Calibri" w:eastAsia="Calibri" w:hAnsi="Calibri"/>
+                <w:b/>
+                <w:bCs/>
+                <w:color w:val="1F4E79"/>
+                <w:sz w:val="23"/>
+                <w:szCs w:val="23"/>
+              </w:rPr>
+              <w:t xml:space="preserve">Infoteil 3: Speicherbedarf – die zweite Seite der Effizienz</w:t>
+            </w:r>
+          </w:p>
+          <w:p>
+            <w:pPr>
+              <w:pStyle w:val="ListParagraph"/>
+              <w:numPr>
+                <w:ilvl w:val="0"/>
+                <w:numId w:val="2"/>
+              </w:numPr>
+              <w:spacing w:after="50" w:line="259"/>
+            </w:pPr>
+            <w:r>
+              <w:rPr>
+                <w:rFonts w:ascii="Calibri" w:cs="Calibri" w:eastAsia="Calibri" w:hAnsi="Calibri"/>
+                <w:b/>
+                <w:bCs/>
+                <w:color w:val="222222"/>
+                <w:sz w:val="22"/>
+                <w:szCs w:val="22"/>
+              </w:rPr>
+              <w:t xml:space="preserve">Was zählt?</w:t>
+            </w:r>
+            <w:r>
+              <w:rPr>
+                <w:rFonts w:ascii="Calibri" w:cs="Calibri" w:eastAsia="Calibri" w:hAnsi="Calibri"/>
+                <w:color w:val="222222"/>
+                <w:sz w:val="22"/>
+                <w:szCs w:val="22"/>
+              </w:rPr>
+              <w:t xml:space="preserve"> Der Speicherbedarf ist der </w:t>
+            </w:r>
+            <w:r>
+              <w:rPr>
+                <w:rFonts w:ascii="Calibri" w:cs="Calibri" w:eastAsia="Calibri" w:hAnsi="Calibri"/>
+                <w:b/>
+                <w:bCs/>
+                <w:color w:val="222222"/>
+                <w:sz w:val="22"/>
+                <w:szCs w:val="22"/>
+              </w:rPr>
+              <w:t xml:space="preserve">zusätzliche</w:t>
+            </w:r>
+            <w:r>
+              <w:rPr>
+                <w:rFonts w:ascii="Calibri" w:cs="Calibri" w:eastAsia="Calibri" w:hAnsi="Calibri"/>
+                <w:color w:val="222222"/>
+                <w:sz w:val="22"/>
+                <w:szCs w:val="22"/>
+              </w:rPr>
+              <w:t xml:space="preserve"> Platz, den ein Algorithmus neben der Eingabe braucht: einzelne Hilfsvariablen und neu angelegte Reihungen (in Welt 3 kommt der Aufrufstapel bei der Rekursion dazu).</w:t>
+            </w:r>
+          </w:p>
+          <w:p>
+            <w:pPr>
+              <w:pStyle w:val="ListParagraph"/>
+              <w:numPr>
+                <w:ilvl w:val="0"/>
+                <w:numId w:val="2"/>
+              </w:numPr>
+              <w:spacing w:after="50" w:line="259"/>
+            </w:pPr>
+            <w:r>
+              <w:rPr>
+                <w:rFonts w:ascii="Calibri" w:cs="Calibri" w:eastAsia="Calibri" w:hAnsi="Calibri"/>
+                <w:b/>
+                <w:bCs/>
+                <w:color w:val="222222"/>
+                <w:sz w:val="22"/>
+                <w:szCs w:val="22"/>
+              </w:rPr>
+              <w:t xml:space="preserve">Konstant:</w:t>
+            </w:r>
+            <w:r>
+              <w:rPr>
+                <w:rFonts w:ascii="Calibri" w:cs="Calibri" w:eastAsia="Calibri" w:hAnsi="Calibri"/>
+                <w:color w:val="222222"/>
+                <w:sz w:val="22"/>
+                <w:szCs w:val="22"/>
+              </w:rPr>
+              <w:t xml:space="preserve"> nur einzelne Variablen – z. B. Maximum, lineare und binäre Suche, aber auch Selectionsort, Insertionsort und Bubblesort, denn sie tauschen </w:t>
+            </w:r>
+            <w:r>
+              <w:rPr>
+                <w:rFonts w:ascii="Calibri" w:cs="Calibri" w:eastAsia="Calibri" w:hAnsi="Calibri"/>
+                <w:b/>
+                <w:bCs/>
+                <w:color w:val="222222"/>
+                <w:sz w:val="22"/>
+                <w:szCs w:val="22"/>
+              </w:rPr>
+              <w:t xml:space="preserve">innerhalb</w:t>
+            </w:r>
+            <w:r>
+              <w:rPr>
+                <w:rFonts w:ascii="Calibri" w:cs="Calibri" w:eastAsia="Calibri" w:hAnsi="Calibri"/>
+                <w:color w:val="222222"/>
+                <w:sz w:val="22"/>
+                <w:szCs w:val="22"/>
+              </w:rPr>
+              <w:t xml:space="preserve"> der Reihung.</w:t>
+            </w:r>
+          </w:p>
+          <w:p>
+            <w:pPr>
+              <w:pStyle w:val="ListParagraph"/>
+              <w:numPr>
+                <w:ilvl w:val="0"/>
+                <w:numId w:val="2"/>
+              </w:numPr>
+              <w:spacing w:after="50" w:line="259"/>
+            </w:pPr>
+            <w:r>
+              <w:rPr>
+                <w:rFonts w:ascii="Calibri" w:cs="Calibri" w:eastAsia="Calibri" w:hAnsi="Calibri"/>
+                <w:b/>
+                <w:bCs/>
+                <w:color w:val="222222"/>
+                <w:sz w:val="22"/>
+                <w:szCs w:val="22"/>
+              </w:rPr>
+              <w:t xml:space="preserve">Linear:</w:t>
+            </w:r>
+            <w:r>
+              <w:rPr>
+                <w:rFonts w:ascii="Calibri" w:cs="Calibri" w:eastAsia="Calibri" w:hAnsi="Calibri"/>
+                <w:color w:val="222222"/>
+                <w:sz w:val="22"/>
+                <w:szCs w:val="22"/>
+              </w:rPr>
+              <w:t xml:space="preserve"> eine Kopie oder Hilfsreihung der Länge n, z. B. </w:t>
+            </w:r>
+            <w:r>
+              <w:rPr>
+                <w:rFonts w:ascii="Consolas" w:cs="Consolas" w:eastAsia="Consolas" w:hAnsi="Consolas"/>
+                <w:color w:val="1A1A1A"/>
+                <w:sz w:val="20"/>
+                <w:szCs w:val="20"/>
+                <w:shd w:fill="EDEDED" w:color="auto" w:val="clear"/>
+              </w:rPr>
+              <w:t xml:space="preserve">int[] neu = new int[anzahl];</w:t>
+            </w:r>
+          </w:p>
+          <w:p>
+            <w:pPr>
+              <w:pStyle w:val="ListParagraph"/>
+              <w:numPr>
+                <w:ilvl w:val="0"/>
+                <w:numId w:val="2"/>
+              </w:numPr>
+              <w:spacing w:after="50" w:line="259"/>
+            </w:pPr>
+            <w:r>
+              <w:rPr>
+                <w:rFonts w:ascii="Calibri" w:cs="Calibri" w:eastAsia="Calibri" w:hAnsi="Calibri"/>
+                <w:b/>
+                <w:bCs/>
+                <w:color w:val="222222"/>
+                <w:sz w:val="22"/>
+                <w:szCs w:val="22"/>
+              </w:rPr>
+              <w:t xml:space="preserve">Quadratisch:</w:t>
+            </w:r>
+            <w:r>
+              <w:rPr>
+                <w:rFonts w:ascii="Calibri" w:cs="Calibri" w:eastAsia="Calibri" w:hAnsi="Calibri"/>
+                <w:color w:val="222222"/>
+                <w:sz w:val="22"/>
+                <w:szCs w:val="22"/>
+              </w:rPr>
+              <w:t xml:space="preserve"> eine Reihung mit n Zeilen und n Spalten, z. B. </w:t>
+            </w:r>
+            <w:r>
+              <w:rPr>
+                <w:rFonts w:ascii="Consolas" w:cs="Consolas" w:eastAsia="Consolas" w:hAnsi="Consolas"/>
+                <w:color w:val="1A1A1A"/>
+                <w:sz w:val="20"/>
+                <w:szCs w:val="20"/>
+                <w:shd w:fill="EDEDED" w:color="auto" w:val="clear"/>
+              </w:rPr>
+              <w:t xml:space="preserve">new int[n][n]</w:t>
+            </w:r>
+            <w:r>
+              <w:rPr>
+                <w:rFonts w:ascii="Calibri" w:cs="Calibri" w:eastAsia="Calibri" w:hAnsi="Calibri"/>
+                <w:color w:val="222222"/>
+                <w:sz w:val="22"/>
+                <w:szCs w:val="22"/>
+              </w:rPr>
+              <w:t xml:space="preserve"> – doppeltes n, vierfacher Speicher.</w:t>
+            </w:r>
+          </w:p>
+          <w:p>
+            <w:pPr>
+              <w:pStyle w:val="ListParagraph"/>
+              <w:numPr>
+                <w:ilvl w:val="0"/>
+                <w:numId w:val="2"/>
+              </w:numPr>
+              <w:spacing w:after="50" w:line="259"/>
+            </w:pPr>
+            <w:r>
+              <w:rPr>
+                <w:rFonts w:ascii="Calibri" w:cs="Calibri" w:eastAsia="Calibri" w:hAnsi="Calibri"/>
+                <w:b/>
+                <w:bCs/>
+                <w:color w:val="222222"/>
+                <w:sz w:val="22"/>
+                <w:szCs w:val="22"/>
+              </w:rPr>
+              <w:t xml:space="preserve">Zeit gegen Platz:</w:t>
+            </w:r>
+            <w:r>
+              <w:rPr>
+                <w:rFonts w:ascii="Calibri" w:cs="Calibri" w:eastAsia="Calibri" w:hAnsi="Calibri"/>
+                <w:color w:val="222222"/>
+                <w:sz w:val="22"/>
+                <w:szCs w:val="22"/>
+              </w:rPr>
+              <w:t xml:space="preserve"> Eine Strichliste </w:t>
+            </w:r>
+            <w:r>
+              <w:rPr>
+                <w:rFonts w:ascii="Consolas" w:cs="Consolas" w:eastAsia="Consolas" w:hAnsi="Consolas"/>
+                <w:color w:val="1A1A1A"/>
+                <w:sz w:val="20"/>
+                <w:szCs w:val="20"/>
+                <w:shd w:fill="EDEDED" w:color="auto" w:val="clear"/>
+              </w:rPr>
+              <w:t xml:space="preserve">boolean[] gesehen</w:t>
+            </w:r>
+            <w:r>
+              <w:rPr>
+                <w:rFonts w:ascii="Calibri" w:cs="Calibri" w:eastAsia="Calibri" w:hAnsi="Calibri"/>
+                <w:color w:val="222222"/>
+                <w:sz w:val="22"/>
+                <w:szCs w:val="22"/>
+              </w:rPr>
+              <w:t xml:space="preserve"> merkt sich, welche Werte schon vorkamen. Das spart Vergleiche, kostet aber Speicher – abhängig vom </w:t>
+            </w:r>
+            <w:r>
+              <w:rPr>
+                <w:rFonts w:ascii="Calibri" w:cs="Calibri" w:eastAsia="Calibri" w:hAnsi="Calibri"/>
+                <w:b/>
+                <w:bCs/>
+                <w:color w:val="222222"/>
+                <w:sz w:val="22"/>
+                <w:szCs w:val="22"/>
+              </w:rPr>
+              <w:t xml:space="preserve">Wertebereich</w:t>
+            </w:r>
+            <w:r>
+              <w:rPr>
+                <w:rFonts w:ascii="Calibri" w:cs="Calibri" w:eastAsia="Calibri" w:hAnsi="Calibri"/>
+                <w:color w:val="222222"/>
+                <w:sz w:val="22"/>
+                <w:szCs w:val="22"/>
+              </w:rPr>
+              <w:t xml:space="preserve">, nicht von n.</w:t>
+            </w:r>
+          </w:p>
+          <w:p>
+            <w:pPr>
+              <w:pStyle w:val="ListParagraph"/>
+              <w:numPr>
+                <w:ilvl w:val="0"/>
+                <w:numId w:val="2"/>
+              </w:numPr>
+              <w:spacing w:after="50" w:line="259"/>
+            </w:pPr>
+            <w:r>
+              <w:rPr>
+                <w:rFonts w:ascii="Calibri" w:cs="Calibri" w:eastAsia="Calibri" w:hAnsi="Calibri"/>
+                <w:b/>
+                <w:bCs/>
+                <w:color w:val="222222"/>
+                <w:sz w:val="22"/>
+                <w:szCs w:val="22"/>
+              </w:rPr>
+              <w:t xml:space="preserve">Beurteilen</w:t>
+            </w:r>
+            <w:r>
+              <w:rPr>
+                <w:rFonts w:ascii="Calibri" w:cs="Calibri" w:eastAsia="Calibri" w:hAnsi="Calibri"/>
+                <w:color w:val="222222"/>
+                <w:sz w:val="22"/>
+                <w:szCs w:val="22"/>
+              </w:rPr>
+              <w:t xml:space="preserve"> heißt: Zahl der Operationen </w:t>
+            </w:r>
+            <w:r>
+              <w:rPr>
+                <w:rFonts w:ascii="Calibri" w:cs="Calibri" w:eastAsia="Calibri" w:hAnsi="Calibri"/>
+                <w:b/>
+                <w:bCs/>
+                <w:color w:val="222222"/>
+                <w:sz w:val="22"/>
+                <w:szCs w:val="22"/>
+              </w:rPr>
+              <w:t xml:space="preserve">und</w:t>
+            </w:r>
+            <w:r>
+              <w:rPr>
+                <w:rFonts w:ascii="Calibri" w:cs="Calibri" w:eastAsia="Calibri" w:hAnsi="Calibri"/>
+                <w:color w:val="222222"/>
+                <w:sz w:val="22"/>
+                <w:szCs w:val="22"/>
+              </w:rPr>
+              <w:t xml:space="preserve"> Speicherbedarf abhängig von n abschätzen, die Verfahren vergleichen und für die konkrete Situation ein begründetes Urteil fällen.</w:t>
+            </w:r>
+          </w:p>
+        </w:tc>
+      </w:tr>
+    </w:tbl>
+    <w:p>
+      <w:pPr>
+        <w:keepNext/>
+        <w:spacing w:after="0" w:before="0" w:line="40" w:lineRule="exact"/>
+      </w:pPr>
+    </w:p>
+    <w:p>
+      <w:pPr>
+        <w:keepNext/>
+        <w:pBdr>
+          <w:bottom w:val="single" w:color="9DB7D5" w:sz="4" w:space="3"/>
+        </w:pBdr>
+        <w:tabs>
+          <w:tab w:val="right" w:pos="9638"/>
+        </w:tabs>
+        <w:spacing w:after="100" w:before="280"/>
+      </w:pPr>
+      <w:r>
+        <w:rPr>
+          <w:rFonts w:ascii="Calibri" w:cs="Calibri" w:eastAsia="Calibri" w:hAnsi="Calibri"/>
+          <w:b/>
+          <w:bCs/>
+          <w:color w:val="1F4E79"/>
+          <w:sz w:val="26"/>
+          <w:szCs w:val="26"/>
+        </w:rPr>
+        <w:t xml:space="preserve">Aufgabe 8: </w:t>
+      </w:r>
+      <w:r>
+        <w:rPr>
+          <w:rFonts w:ascii="Calibri" w:cs="Calibri" w:eastAsia="Calibri" w:hAnsi="Calibri"/>
+          <w:b/>
+          <w:bCs/>
+          <w:color w:val="1F4E79"/>
+          <w:sz w:val="26"/>
+          <w:szCs w:val="26"/>
+        </w:rPr>
+        <w:t xml:space="preserve">Wie viel Platz extra?</w:t>
+      </w:r>
+      <w:r>
+        <w:t xml:space="preserve">	</w:t>
+      </w:r>
+      <w:r>
+        <w:rPr>
+          <w:rFonts w:ascii="Calibri" w:cs="Calibri" w:eastAsia="Calibri" w:hAnsi="Calibri"/>
+          <w:b/>
+          <w:bCs/>
+          <w:color w:val="FFFFFF"/>
+          <w:sz w:val="18"/>
+          <w:szCs w:val="18"/>
+          <w:shd w:fill="548235" w:color="auto" w:val="clear"/>
+        </w:rPr>
+        <w:t xml:space="preserve"> PAPIER </w:t>
+      </w:r>
+      <w:r>
+        <w:rPr>
+          <w:rFonts w:ascii="Segoe UI Symbol" w:cs="Segoe UI Symbol" w:eastAsia="Segoe UI Symbol" w:hAnsi="Segoe UI Symbol"/>
+          <w:color w:val="B8860B"/>
+          <w:sz w:val="22"/>
+          <w:szCs w:val="22"/>
+        </w:rPr>
+        <w:t xml:space="preserve">  ★★</w:t>
+      </w:r>
+    </w:p>
+    <w:tbl>
+      <w:tblPr>
+        <w:tblW w:type="dxa" w:w="9638"/>
+        <w:tblBorders>
+          <w:top w:val="none" w:color="FFFFFF" w:sz="0"/>
+          <w:left w:val="none" w:color="FFFFFF" w:sz="0"/>
+          <w:bottom w:val="none" w:color="FFFFFF" w:sz="0"/>
+          <w:right w:val="none" w:color="FFFFFF" w:sz="0"/>
+          <w:insideH w:val="none" w:color="FFFFFF" w:sz="0"/>
+          <w:insideV w:val="none" w:color="FFFFFF" w:sz="0"/>
+        </w:tblBorders>
+        <w:tblLayout w:type="fixed"/>
+      </w:tblPr>
+      <w:tblGrid>
+        <w:gridCol w:w="400"/>
+        <w:gridCol w:w="8388"/>
+        <w:gridCol w:w="850"/>
+      </w:tblGrid>
+      <w:tr>
+        <w:trPr>
+          <w:cantSplit/>
+        </w:trPr>
+        <w:tc>
+          <w:tcPr>
+            <w:tcW w:type="dxa" w:w="400"/>
+            <w:tcMar>
+              <w:top w:type="dxa" w:w="60"/>
+              <w:left w:type="dxa" w:w="0"/>
+              <w:bottom w:type="dxa" w:w="70"/>
+              <w:right w:type="dxa" w:w="0"/>
+            </w:tcMar>
+          </w:tcPr>
+          <w:p>
+            <w:pPr>
+              <w:spacing w:after="0" w:before="0" w:line="264"/>
+            </w:pPr>
+            <w:r>
+              <w:rPr>
+                <w:rFonts w:ascii="Calibri" w:cs="Calibri" w:eastAsia="Calibri" w:hAnsi="Calibri"/>
+                <w:b/>
+                <w:bCs/>
+                <w:color w:val="1F4E79"/>
+                <w:sz w:val="22"/>
+                <w:szCs w:val="22"/>
+              </w:rPr>
+              <w:t xml:space="preserve">a)</w:t>
+            </w:r>
+          </w:p>
+        </w:tc>
+        <w:tc>
+          <w:tcPr>
+            <w:tcW w:type="dxa" w:w="8388"/>
+            <w:tcMar>
+              <w:top w:type="dxa" w:w="60"/>
+              <w:left w:type="dxa" w:w="0"/>
+              <w:bottom w:type="dxa" w:w="70"/>
+              <w:right w:type="dxa" w:w="80"/>
+            </w:tcMar>
+          </w:tcPr>
+          <w:p>
+            <w:pPr>
+              <w:keepNext/>
+              <w:spacing w:after="0" w:before="0" w:line="264"/>
+            </w:pPr>
+            <w:r>
+              <w:rPr>
+                <w:rFonts w:ascii="Calibri" w:cs="Calibri" w:eastAsia="Calibri" w:hAnsi="Calibri"/>
+                <w:color w:val="222222"/>
+                <w:sz w:val="22"/>
+                <w:szCs w:val="22"/>
+              </w:rPr>
+              <w:t xml:space="preserve">Gib für jede Methode an, ob ihr zusätzlicher Speicherbedarf </w:t>
+            </w:r>
+            <w:r>
+              <w:rPr>
+                <w:rFonts w:ascii="Calibri" w:cs="Calibri" w:eastAsia="Calibri" w:hAnsi="Calibri"/>
+                <w:b/>
+                <w:bCs/>
+                <w:color w:val="222222"/>
+                <w:sz w:val="22"/>
+                <w:szCs w:val="22"/>
+              </w:rPr>
+              <w:t xml:space="preserve">konstant</w:t>
+            </w:r>
+            <w:r>
+              <w:rPr>
+                <w:rFonts w:ascii="Calibri" w:cs="Calibri" w:eastAsia="Calibri" w:hAnsi="Calibri"/>
+                <w:color w:val="222222"/>
+                <w:sz w:val="22"/>
+                <w:szCs w:val="22"/>
+              </w:rPr>
+              <w:t xml:space="preserve">, </w:t>
+            </w:r>
+            <w:r>
+              <w:rPr>
+                <w:rFonts w:ascii="Calibri" w:cs="Calibri" w:eastAsia="Calibri" w:hAnsi="Calibri"/>
+                <w:b/>
+                <w:bCs/>
+                <w:color w:val="222222"/>
+                <w:sz w:val="22"/>
+                <w:szCs w:val="22"/>
+              </w:rPr>
+              <w:t xml:space="preserve">linear</w:t>
+            </w:r>
+            <w:r>
+              <w:rPr>
+                <w:rFonts w:ascii="Calibri" w:cs="Calibri" w:eastAsia="Calibri" w:hAnsi="Calibri"/>
+                <w:color w:val="222222"/>
+                <w:sz w:val="22"/>
+                <w:szCs w:val="22"/>
+              </w:rPr>
+              <w:t xml:space="preserve"> oder </w:t>
+            </w:r>
+            <w:r>
+              <w:rPr>
+                <w:rFonts w:ascii="Calibri" w:cs="Calibri" w:eastAsia="Calibri" w:hAnsi="Calibri"/>
+                <w:b/>
+                <w:bCs/>
+                <w:color w:val="222222"/>
+                <w:sz w:val="22"/>
+                <w:szCs w:val="22"/>
+              </w:rPr>
+              <w:t xml:space="preserve">quadratisch</w:t>
+            </w:r>
+            <w:r>
+              <w:rPr>
+                <w:rFonts w:ascii="Calibri" w:cs="Calibri" w:eastAsia="Calibri" w:hAnsi="Calibri"/>
+                <w:color w:val="222222"/>
+                <w:sz w:val="22"/>
+                <w:szCs w:val="22"/>
+              </w:rPr>
+              <w:t xml:space="preserve"> von n abhängt, und begründe jeweils in einem Satz: </w:t>
+            </w:r>
+            <w:r>
+              <w:rPr>
+                <w:rFonts w:ascii="Consolas" w:cs="Consolas" w:eastAsia="Consolas" w:hAnsi="Consolas"/>
+                <w:color w:val="1A1A1A"/>
+                <w:sz w:val="20"/>
+                <w:szCs w:val="20"/>
+                <w:shd w:fill="EDEDED" w:color="auto" w:val="clear"/>
+              </w:rPr>
+              <w:t xml:space="preserve">hoechstePunktzahl()</w:t>
+            </w:r>
+            <w:r>
+              <w:rPr>
+                <w:rFonts w:ascii="Calibri" w:cs="Calibri" w:eastAsia="Calibri" w:hAnsi="Calibri"/>
+                <w:color w:val="222222"/>
+                <w:sz w:val="22"/>
+                <w:szCs w:val="22"/>
+              </w:rPr>
+              <w:t xml:space="preserve"> · </w:t>
+            </w:r>
+            <w:r>
+              <w:rPr>
+                <w:rFonts w:ascii="Consolas" w:cs="Consolas" w:eastAsia="Consolas" w:hAnsi="Consolas"/>
+                <w:color w:val="1A1A1A"/>
+                <w:sz w:val="20"/>
+                <w:szCs w:val="20"/>
+                <w:shd w:fill="EDEDED" w:color="auto" w:val="clear"/>
+              </w:rPr>
+              <w:t xml:space="preserve">selectionSort()</w:t>
+            </w:r>
+            <w:r>
+              <w:rPr>
+                <w:rFonts w:ascii="Calibri" w:cs="Calibri" w:eastAsia="Calibri" w:hAnsi="Calibri"/>
+                <w:color w:val="222222"/>
+                <w:sz w:val="22"/>
+                <w:szCs w:val="22"/>
+              </w:rPr>
+              <w:t xml:space="preserve"> · eine Methode </w:t>
+            </w:r>
+            <w:r>
+              <w:rPr>
+                <w:rFonts w:ascii="Consolas" w:cs="Consolas" w:eastAsia="Consolas" w:hAnsi="Consolas"/>
+                <w:color w:val="1A1A1A"/>
+                <w:sz w:val="20"/>
+                <w:szCs w:val="20"/>
+                <w:shd w:fill="EDEDED" w:color="auto" w:val="clear"/>
+              </w:rPr>
+              <w:t xml:space="preserve">kopie()</w:t>
+            </w:r>
+            <w:r>
+              <w:rPr>
+                <w:rFonts w:ascii="Calibri" w:cs="Calibri" w:eastAsia="Calibri" w:hAnsi="Calibri"/>
+                <w:color w:val="222222"/>
+                <w:sz w:val="22"/>
+                <w:szCs w:val="22"/>
+              </w:rPr>
+              <w:t xml:space="preserve">, die </w:t>
+            </w:r>
+            <w:r>
+              <w:rPr>
+                <w:rFonts w:ascii="Consolas" w:cs="Consolas" w:eastAsia="Consolas" w:hAnsi="Consolas"/>
+                <w:color w:val="1A1A1A"/>
+                <w:sz w:val="20"/>
+                <w:szCs w:val="20"/>
+                <w:shd w:fill="EDEDED" w:color="auto" w:val="clear"/>
+              </w:rPr>
+              <w:t xml:space="preserve">new int[anzahl]</w:t>
+            </w:r>
+            <w:r>
+              <w:rPr>
+                <w:rFonts w:ascii="Calibri" w:cs="Calibri" w:eastAsia="Calibri" w:hAnsi="Calibri"/>
+                <w:color w:val="222222"/>
+                <w:sz w:val="22"/>
+                <w:szCs w:val="22"/>
+              </w:rPr>
+              <w:t xml:space="preserve"> anlegt und alle Punkte kopiert · eine Turniertabelle </w:t>
+            </w:r>
+            <w:r>
+              <w:rPr>
+                <w:rFonts w:ascii="Consolas" w:cs="Consolas" w:eastAsia="Consolas" w:hAnsi="Consolas"/>
+                <w:color w:val="1A1A1A"/>
+                <w:sz w:val="20"/>
+                <w:szCs w:val="20"/>
+                <w:shd w:fill="EDEDED" w:color="auto" w:val="clear"/>
+              </w:rPr>
+              <w:t xml:space="preserve">new int[n][n]</w:t>
+            </w:r>
+            <w:r>
+              <w:rPr>
+                <w:rFonts w:ascii="Calibri" w:cs="Calibri" w:eastAsia="Calibri" w:hAnsi="Calibri"/>
+                <w:color w:val="222222"/>
+                <w:sz w:val="22"/>
+                <w:szCs w:val="22"/>
+              </w:rPr>
+              <w:t xml:space="preserve"> für „jeder gegen jeden“.</w:t>
+            </w:r>
+          </w:p>
+        </w:tc>
+        <w:tc>
+          <w:tcPr>
+            <w:tcW w:type="dxa" w:w="850"/>
+            <w:tcMar>
+              <w:top w:type="dxa" w:w="60"/>
+              <w:left w:type="dxa" w:w="0"/>
+              <w:bottom w:type="dxa" w:w="70"/>
+              <w:right w:type="dxa" w:w="0"/>
+            </w:tcMar>
+            <w:vAlign w:val="bottom"/>
+          </w:tcPr>
+          <w:p>
+            <w:pPr>
+              <w:spacing w:after="0" w:before="0"/>
+              <w:jc w:val="right"/>
+            </w:pPr>
+            <w:r>
+              <w:rPr>
+                <w:b/>
+                <w:bCs/>
+                <w:color w:val="1F4E79"/>
+                <w:sz w:val="20"/>
+                <w:szCs w:val="20"/>
+              </w:rPr>
+              <w:t xml:space="preserve">[4 BE]</w:t>
+            </w:r>
+          </w:p>
+        </w:tc>
+      </w:tr>
+    </w:tbl>
+    <w:p>
+      <w:pPr>
+        <w:keepNext/>
+        <w:spacing w:after="0" w:before="0" w:line="40" w:lineRule="exact"/>
+      </w:pPr>
+    </w:p>
+    <w:tbl>
+      <w:tblPr>
+        <w:tblW w:type="dxa" w:w="9238"/>
+        <w:tblInd w:type="dxa" w:w="400"/>
+        <w:tblBorders>
+          <w:top w:val="none" w:color="FFFFFF" w:sz="0"/>
+          <w:left w:val="none" w:color="FFFFFF" w:sz="0"/>
+          <w:bottom w:val="none" w:color="FFFFFF" w:sz="0"/>
+          <w:right w:val="none" w:color="FFFFFF" w:sz="0"/>
+          <w:insideH w:val="none" w:color="FFFFFF" w:sz="0"/>
+          <w:insideV w:val="none" w:color="FFFFFF" w:sz="0"/>
+        </w:tblBorders>
+        <w:tblLayout w:type="fixed"/>
+      </w:tblPr>
+      <w:tblGrid>
+        <w:gridCol w:w="9238"/>
+      </w:tblGrid>
+      <w:tr>
+        <w:trPr>
+          <w:cantSplit/>
+          <w:trHeight w:val="450" w:hRule="exact"/>
+        </w:trPr>
+        <w:tc>
+          <w:tcPr>
+            <w:tcW w:type="dxa" w:w="9238"/>
+            <w:tcBorders>
+              <w:top w:val="none" w:color="FFFFFF" w:sz="0"/>
+              <w:left w:val="none" w:color="FFFFFF" w:sz="0"/>
+              <w:bottom w:val="single" w:color="A6A6A6" w:sz="4"/>
+              <w:right w:val="none" w:color="FFFFFF" w:sz="0"/>
+            </w:tcBorders>
+            <w:tcMar>
+              <w:top w:type="dxa" w:w="0"/>
+              <w:left w:type="dxa" w:w="0"/>
+              <w:bottom w:type="dxa" w:w="0"/>
+              <w:right w:type="dxa" w:w="0"/>
+            </w:tcMar>
+          </w:tcPr>
+          <w:p>
+            <w:pPr>
+              <w:keepNext/>
+            </w:pPr>
+          </w:p>
+        </w:tc>
+      </w:tr>
+      <w:tr>
+        <w:trPr>
+          <w:cantSplit/>
+          <w:trHeight w:val="450" w:hRule="exact"/>
+        </w:trPr>
+        <w:tc>
+          <w:tcPr>
+            <w:tcW w:type="dxa" w:w="9238"/>
+            <w:tcBorders>
+              <w:top w:val="none" w:color="FFFFFF" w:sz="0"/>
+              <w:left w:val="none" w:color="FFFFFF" w:sz="0"/>
+              <w:bottom w:val="single" w:color="A6A6A6" w:sz="4"/>
+              <w:right w:val="none" w:color="FFFFFF" w:sz="0"/>
+            </w:tcBorders>
+            <w:tcMar>
+              <w:top w:type="dxa" w:w="0"/>
+              <w:left w:type="dxa" w:w="0"/>
+              <w:bottom w:type="dxa" w:w="0"/>
+              <w:right w:type="dxa" w:w="0"/>
+            </w:tcMar>
+          </w:tcPr>
+          <w:p>
+            <w:pPr>
+              <w:keepNext/>
+            </w:pPr>
+          </w:p>
+        </w:tc>
+      </w:tr>
+      <w:tr>
+        <w:trPr>
+          <w:cantSplit/>
+          <w:trHeight w:val="450" w:hRule="exact"/>
+        </w:trPr>
+        <w:tc>
+          <w:tcPr>
+            <w:tcW w:type="dxa" w:w="9238"/>
+            <w:tcBorders>
+              <w:top w:val="none" w:color="FFFFFF" w:sz="0"/>
+              <w:left w:val="none" w:color="FFFFFF" w:sz="0"/>
+              <w:bottom w:val="single" w:color="A6A6A6" w:sz="4"/>
+              <w:right w:val="none" w:color="FFFFFF" w:sz="0"/>
+            </w:tcBorders>
+            <w:tcMar>
+              <w:top w:type="dxa" w:w="0"/>
+              <w:left w:type="dxa" w:w="0"/>
+              <w:bottom w:type="dxa" w:w="0"/>
+              <w:right w:type="dxa" w:w="0"/>
+            </w:tcMar>
+          </w:tcPr>
+          <w:p>
+            <w:pPr>
+              <w:keepNext/>
+            </w:pPr>
+          </w:p>
+        </w:tc>
+      </w:tr>
+      <w:tr>
+        <w:trPr>
+          <w:cantSplit/>
+          <w:trHeight w:val="450" w:hRule="exact"/>
+        </w:trPr>
+        <w:tc>
+          <w:tcPr>
+            <w:tcW w:type="dxa" w:w="9238"/>
+            <w:tcBorders>
+              <w:top w:val="none" w:color="FFFFFF" w:sz="0"/>
+              <w:left w:val="none" w:color="FFFFFF" w:sz="0"/>
+              <w:bottom w:val="single" w:color="A6A6A6" w:sz="4"/>
+              <w:right w:val="none" w:color="FFFFFF" w:sz="0"/>
+            </w:tcBorders>
+            <w:tcMar>
+              <w:top w:type="dxa" w:w="0"/>
+              <w:left w:type="dxa" w:w="0"/>
+              <w:bottom w:type="dxa" w:w="0"/>
+              <w:right w:type="dxa" w:w="0"/>
+            </w:tcMar>
+          </w:tcPr>
+          <w:p>
+            <w:pPr>
+              <w:keepNext w:val="false"/>
+            </w:pPr>
+          </w:p>
+        </w:tc>
+      </w:tr>
+    </w:tbl>
+    <w:p>
+      <w:pPr>
+        <w:keepNext/>
+        <w:spacing w:after="0" w:before="0" w:line="40" w:lineRule="exact"/>
+      </w:pPr>
+    </w:p>
+    <w:tbl>
+      <w:tblPr>
+        <w:tblW w:type="dxa" w:w="9638"/>
+        <w:tblBorders>
+          <w:top w:val="none" w:color="FFFFFF" w:sz="0"/>
+          <w:left w:val="none" w:color="FFFFFF" w:sz="0"/>
+          <w:bottom w:val="none" w:color="FFFFFF" w:sz="0"/>
+          <w:right w:val="none" w:color="FFFFFF" w:sz="0"/>
+          <w:insideH w:val="none" w:color="FFFFFF" w:sz="0"/>
+          <w:insideV w:val="none" w:color="FFFFFF" w:sz="0"/>
+        </w:tblBorders>
+        <w:tblLayout w:type="fixed"/>
+      </w:tblPr>
+      <w:tblGrid>
+        <w:gridCol w:w="400"/>
+        <w:gridCol w:w="8388"/>
+        <w:gridCol w:w="850"/>
+      </w:tblGrid>
+      <w:tr>
+        <w:trPr>
+          <w:cantSplit/>
+        </w:trPr>
+        <w:tc>
+          <w:tcPr>
+            <w:tcW w:type="dxa" w:w="400"/>
+            <w:tcMar>
+              <w:top w:type="dxa" w:w="60"/>
+              <w:left w:type="dxa" w:w="0"/>
+              <w:bottom w:type="dxa" w:w="70"/>
+              <w:right w:type="dxa" w:w="0"/>
+            </w:tcMar>
+          </w:tcPr>
+          <w:p>
+            <w:pPr>
+              <w:spacing w:after="0" w:before="0" w:line="264"/>
+            </w:pPr>
+            <w:r>
+              <w:rPr>
+                <w:rFonts w:ascii="Calibri" w:cs="Calibri" w:eastAsia="Calibri" w:hAnsi="Calibri"/>
+                <w:b/>
+                <w:bCs/>
+                <w:color w:val="1F4E79"/>
+                <w:sz w:val="22"/>
+                <w:szCs w:val="22"/>
+              </w:rPr>
+              <w:t xml:space="preserve">b)</w:t>
+            </w:r>
+          </w:p>
+        </w:tc>
+        <w:tc>
+          <w:tcPr>
+            <w:tcW w:type="dxa" w:w="8388"/>
+            <w:tcMar>
+              <w:top w:type="dxa" w:w="60"/>
+              <w:left w:type="dxa" w:w="0"/>
+              <w:bottom w:type="dxa" w:w="70"/>
+              <w:right w:type="dxa" w:w="80"/>
+            </w:tcMar>
+          </w:tcPr>
+          <w:p>
+            <w:pPr>
+              <w:keepNext/>
+              <w:spacing w:after="0" w:before="0" w:line="264"/>
+            </w:pPr>
+            <w:r>
+              <w:rPr>
+                <w:rFonts w:ascii="Calibri" w:cs="Calibri" w:eastAsia="Calibri" w:hAnsi="Calibri"/>
+                <w:color w:val="222222"/>
+                <w:sz w:val="22"/>
+                <w:szCs w:val="22"/>
+              </w:rPr>
+              <w:t xml:space="preserve">Berechne, wie viele Felder die Turniertabelle bei n = 30 und bei n = 60 Spielern belegt, und gib an, um welchen Faktor der Speicherbedarf wächst, wenn sich n verdoppelt.</w:t>
+            </w:r>
+          </w:p>
+        </w:tc>
+        <w:tc>
+          <w:tcPr>
+            <w:tcW w:type="dxa" w:w="850"/>
+            <w:tcMar>
+              <w:top w:type="dxa" w:w="60"/>
+              <w:left w:type="dxa" w:w="0"/>
+              <w:bottom w:type="dxa" w:w="70"/>
+              <w:right w:type="dxa" w:w="0"/>
+            </w:tcMar>
+            <w:vAlign w:val="bottom"/>
+          </w:tcPr>
+          <w:p>
+            <w:pPr>
+              <w:spacing w:after="0" w:before="0"/>
+              <w:jc w:val="right"/>
+            </w:pPr>
+            <w:r>
+              <w:rPr>
+                <w:b/>
+                <w:bCs/>
+                <w:color w:val="1F4E79"/>
+                <w:sz w:val="20"/>
+                <w:szCs w:val="20"/>
+              </w:rPr>
+              <w:t xml:space="preserve">[2 BE]</w:t>
+            </w:r>
+          </w:p>
+        </w:tc>
+      </w:tr>
+    </w:tbl>
+    <w:p>
+      <w:pPr>
+        <w:keepNext/>
+        <w:spacing w:after="0" w:before="0" w:line="40" w:lineRule="exact"/>
+      </w:pPr>
+    </w:p>
+    <w:tbl>
+      <w:tblPr>
+        <w:tblW w:type="dxa" w:w="9238"/>
+        <w:tblInd w:type="dxa" w:w="400"/>
+        <w:tblBorders>
+          <w:top w:val="none" w:color="FFFFFF" w:sz="0"/>
+          <w:left w:val="none" w:color="FFFFFF" w:sz="0"/>
+          <w:bottom w:val="none" w:color="FFFFFF" w:sz="0"/>
+          <w:right w:val="none" w:color="FFFFFF" w:sz="0"/>
+          <w:insideH w:val="none" w:color="FFFFFF" w:sz="0"/>
+          <w:insideV w:val="none" w:color="FFFFFF" w:sz="0"/>
+        </w:tblBorders>
+        <w:tblLayout w:type="fixed"/>
+      </w:tblPr>
+      <w:tblGrid>
+        <w:gridCol w:w="9238"/>
+      </w:tblGrid>
+      <w:tr>
+        <w:trPr>
+          <w:cantSplit/>
+          <w:trHeight w:val="450" w:hRule="exact"/>
+        </w:trPr>
+        <w:tc>
+          <w:tcPr>
+            <w:tcW w:type="dxa" w:w="9238"/>
+            <w:tcBorders>
+              <w:top w:val="none" w:color="FFFFFF" w:sz="0"/>
+              <w:left w:val="none" w:color="FFFFFF" w:sz="0"/>
+              <w:bottom w:val="single" w:color="A6A6A6" w:sz="4"/>
+              <w:right w:val="none" w:color="FFFFFF" w:sz="0"/>
+            </w:tcBorders>
+            <w:tcMar>
+              <w:top w:type="dxa" w:w="0"/>
+              <w:left w:type="dxa" w:w="0"/>
+              <w:bottom w:type="dxa" w:w="0"/>
+              <w:right w:type="dxa" w:w="0"/>
+            </w:tcMar>
+          </w:tcPr>
+          <w:p>
+            <w:pPr>
+              <w:keepNext/>
+            </w:pPr>
+          </w:p>
+        </w:tc>
+      </w:tr>
+      <w:tr>
+        <w:trPr>
+          <w:cantSplit/>
+          <w:trHeight w:val="450" w:hRule="exact"/>
+        </w:trPr>
+        <w:tc>
+          <w:tcPr>
+            <w:tcW w:type="dxa" w:w="9238"/>
+            <w:tcBorders>
+              <w:top w:val="none" w:color="FFFFFF" w:sz="0"/>
+              <w:left w:val="none" w:color="FFFFFF" w:sz="0"/>
+              <w:bottom w:val="single" w:color="A6A6A6" w:sz="4"/>
+              <w:right w:val="none" w:color="FFFFFF" w:sz="0"/>
+            </w:tcBorders>
+            <w:tcMar>
+              <w:top w:type="dxa" w:w="0"/>
+              <w:left w:type="dxa" w:w="0"/>
+              <w:bottom w:type="dxa" w:w="0"/>
+              <w:right w:type="dxa" w:w="0"/>
+            </w:tcMar>
+          </w:tcPr>
+          <w:p>
+            <w:pPr>
+              <w:keepNext w:val="false"/>
+            </w:pPr>
+          </w:p>
+        </w:tc>
+      </w:tr>
+    </w:tbl>
+    <w:p>
+      <w:pPr>
+        <w:keepNext/>
+        <w:spacing w:after="0" w:before="0" w:line="40" w:lineRule="exact"/>
+      </w:pPr>
+    </w:p>
+    <w:p>
+      <w:pPr>
+        <w:keepNext/>
+        <w:pBdr>
+          <w:bottom w:val="single" w:color="9DB7D5" w:sz="4" w:space="3"/>
+        </w:pBdr>
+        <w:tabs>
+          <w:tab w:val="right" w:pos="9638"/>
+        </w:tabs>
+        <w:spacing w:after="100" w:before="280"/>
+      </w:pPr>
+      <w:r>
+        <w:rPr>
+          <w:rFonts w:ascii="Calibri" w:cs="Calibri" w:eastAsia="Calibri" w:hAnsi="Calibri"/>
+          <w:b/>
+          <w:bCs/>
+          <w:color w:val="1F4E79"/>
+          <w:sz w:val="26"/>
+          <w:szCs w:val="26"/>
+        </w:rPr>
+        <w:t xml:space="preserve">Aufgabe 9: </w:t>
+      </w:r>
+      <w:r>
+        <w:rPr>
+          <w:rFonts w:ascii="Calibri" w:cs="Calibri" w:eastAsia="Calibri" w:hAnsi="Calibri"/>
+          <w:b/>
+          <w:bCs/>
+          <w:color w:val="1F4E79"/>
+          <w:sz w:val="26"/>
+          <w:szCs w:val="26"/>
+        </w:rPr>
+        <w:t xml:space="preserve">Zwei Detektoren – beurteilen wie im Abitur</w:t>
+      </w:r>
+      <w:r>
+        <w:t xml:space="preserve">	</w:t>
+      </w:r>
+      <w:r>
+        <w:rPr>
+          <w:rFonts w:ascii="Calibri" w:cs="Calibri" w:eastAsia="Calibri" w:hAnsi="Calibri"/>
+          <w:b/>
+          <w:bCs/>
+          <w:color w:val="FFFFFF"/>
+          <w:sz w:val="18"/>
+          <w:szCs w:val="18"/>
+          <w:shd w:fill="548235" w:color="auto" w:val="clear"/>
+        </w:rPr>
+        <w:t xml:space="preserve"> PAPIER </w:t>
+      </w:r>
+      <w:r>
+        <w:rPr>
+          <w:rFonts w:ascii="Segoe UI Symbol" w:cs="Segoe UI Symbol" w:eastAsia="Segoe UI Symbol" w:hAnsi="Segoe UI Symbol"/>
+          <w:color w:val="B8860B"/>
+          <w:sz w:val="22"/>
+          <w:szCs w:val="22"/>
+        </w:rPr>
+        <w:t xml:space="preserve">  ★★★</w:t>
+      </w:r>
+    </w:p>
+    <w:p>
+      <w:pPr>
+        <w:keepNext/>
+        <w:spacing w:after="100" w:line="264"/>
+      </w:pPr>
+      <w:r>
+        <w:rPr>
+          <w:rFonts w:ascii="Calibri" w:cs="Calibri" w:eastAsia="Calibri" w:hAnsi="Calibri"/>
+          <w:color w:val="222222"/>
+          <w:sz w:val="22"/>
+          <w:szCs w:val="22"/>
+        </w:rPr>
+        <w:t xml:space="preserve">Ein Punktestand der Rangliste soll nur einmal vorkommen. </w:t>
+      </w:r>
+      <w:r>
+        <w:rPr>
+          <w:b/>
+          <w:rFonts w:ascii="Calibri" w:cs="Calibri" w:eastAsia="Calibri" w:hAnsi="Calibri"/>
+          <w:color w:val="222222"/>
+          <w:sz w:val="22"/>
+          <w:szCs w:val="22"/>
+        </w:rPr>
+        <w:t xml:space="preserve">Verfahren A</w:t>
+      </w:r>
+      <w:r>
+        <w:rPr>
+          <w:rFonts w:ascii="Calibri" w:cs="Calibri" w:eastAsia="Calibri" w:hAnsi="Calibri"/>
+          <w:color w:val="222222"/>
+          <w:sz w:val="22"/>
+          <w:szCs w:val="22"/>
+        </w:rPr>
+        <w:t xml:space="preserve"> vergleicht jeden Punktestand mit jedem späteren (zwei geschachtelte Schleifen wie bei </w:t>
+      </w:r>
+      <w:r>
+        <w:rPr>
+          <w:rFonts w:ascii="Consolas" w:cs="Consolas" w:eastAsia="Consolas" w:hAnsi="Consolas"/>
+          <w:color w:val="1A1A1A"/>
+          <w:sz w:val="20"/>
+          <w:szCs w:val="20"/>
+          <w:shd w:fill="EDEDED" w:color="auto" w:val="clear"/>
+        </w:rPr>
+        <w:t xml:space="preserve">hatDoppelteNamen</w:t>
+      </w:r>
+      <w:r>
+        <w:rPr>
+          <w:rFonts w:ascii="Calibri" w:cs="Calibri" w:eastAsia="Calibri" w:hAnsi="Calibri"/>
+          <w:color w:val="222222"/>
+          <w:sz w:val="22"/>
+          <w:szCs w:val="22"/>
+        </w:rPr>
+        <w:t xml:space="preserve">). </w:t>
+      </w:r>
+      <w:r>
+        <w:rPr>
+          <w:b/>
+          <w:rFonts w:ascii="Calibri" w:cs="Calibri" w:eastAsia="Calibri" w:hAnsi="Calibri"/>
+          <w:color w:val="222222"/>
+          <w:sz w:val="22"/>
+          <w:szCs w:val="22"/>
+        </w:rPr>
+        <w:t xml:space="preserve">Verfahren B</w:t>
+      </w:r>
+      <w:r>
+        <w:rPr>
+          <w:rFonts w:ascii="Calibri" w:cs="Calibri" w:eastAsia="Calibri" w:hAnsi="Calibri"/>
+          <w:color w:val="222222"/>
+          <w:sz w:val="22"/>
+          <w:szCs w:val="22"/>
+        </w:rPr>
+        <w:t xml:space="preserve"> nutzt eine Strichliste </w:t>
+      </w:r>
+      <w:r>
+        <w:rPr>
+          <w:rFonts w:ascii="Consolas" w:cs="Consolas" w:eastAsia="Consolas" w:hAnsi="Consolas"/>
+          <w:color w:val="1A1A1A"/>
+          <w:sz w:val="20"/>
+          <w:szCs w:val="20"/>
+          <w:shd w:fill="EDEDED" w:color="auto" w:val="clear"/>
+        </w:rPr>
+        <w:t xml:space="preserve">boolean[] gesehen = new boolean[1001]</w:t>
+      </w:r>
+      <w:r>
+        <w:rPr>
+          <w:rFonts w:ascii="Calibri" w:cs="Calibri" w:eastAsia="Calibri" w:hAnsi="Calibri"/>
+          <w:color w:val="222222"/>
+          <w:sz w:val="22"/>
+          <w:szCs w:val="22"/>
+        </w:rPr>
+        <w:t xml:space="preserve"> – alle Punkte liegen zwischen 0 und 1000: Für jeden Punktestand p wird </w:t>
+      </w:r>
+      <w:r>
+        <w:rPr>
+          <w:rFonts w:ascii="Consolas" w:cs="Consolas" w:eastAsia="Consolas" w:hAnsi="Consolas"/>
+          <w:color w:val="1A1A1A"/>
+          <w:sz w:val="20"/>
+          <w:szCs w:val="20"/>
+          <w:shd w:fill="EDEDED" w:color="auto" w:val="clear"/>
+        </w:rPr>
+        <w:t xml:space="preserve">gesehen[p]</w:t>
+      </w:r>
+      <w:r>
+        <w:rPr>
+          <w:rFonts w:ascii="Calibri" w:cs="Calibri" w:eastAsia="Calibri" w:hAnsi="Calibri"/>
+          <w:color w:val="222222"/>
+          <w:sz w:val="22"/>
+          <w:szCs w:val="22"/>
+        </w:rPr>
+        <w:t xml:space="preserve"> abgefragt; ist es schon </w:t>
+      </w:r>
+      <w:r>
+        <w:rPr>
+          <w:rFonts w:ascii="Consolas" w:cs="Consolas" w:eastAsia="Consolas" w:hAnsi="Consolas"/>
+          <w:color w:val="1A1A1A"/>
+          <w:sz w:val="20"/>
+          <w:szCs w:val="20"/>
+          <w:shd w:fill="EDEDED" w:color="auto" w:val="clear"/>
+        </w:rPr>
+        <w:t xml:space="preserve">true</w:t>
+      </w:r>
+      <w:r>
+        <w:rPr>
+          <w:rFonts w:ascii="Calibri" w:cs="Calibri" w:eastAsia="Calibri" w:hAnsi="Calibri"/>
+          <w:color w:val="222222"/>
+          <w:sz w:val="22"/>
+          <w:szCs w:val="22"/>
+        </w:rPr>
+        <w:t xml:space="preserve">, gibt es ein Doppel, sonst wird es auf </w:t>
+      </w:r>
+      <w:r>
+        <w:rPr>
+          <w:rFonts w:ascii="Consolas" w:cs="Consolas" w:eastAsia="Consolas" w:hAnsi="Consolas"/>
+          <w:color w:val="1A1A1A"/>
+          <w:sz w:val="20"/>
+          <w:szCs w:val="20"/>
+          <w:shd w:fill="EDEDED" w:color="auto" w:val="clear"/>
+        </w:rPr>
+        <w:t xml:space="preserve">true</w:t>
+      </w:r>
+      <w:r>
+        <w:rPr>
+          <w:rFonts w:ascii="Calibri" w:cs="Calibri" w:eastAsia="Calibri" w:hAnsi="Calibri"/>
+          <w:color w:val="222222"/>
+          <w:sz w:val="22"/>
+          <w:szCs w:val="22"/>
+        </w:rPr>
+        <w:t xml:space="preserve"> gesetzt.</w:t>
+      </w:r>
+    </w:p>
+    <w:tbl>
+      <w:tblPr>
+        <w:tblW w:type="dxa" w:w="9638"/>
+        <w:tblBorders>
+          <w:top w:val="none" w:color="FFFFFF" w:sz="0"/>
+          <w:left w:val="none" w:color="FFFFFF" w:sz="0"/>
+          <w:bottom w:val="none" w:color="FFFFFF" w:sz="0"/>
+          <w:right w:val="none" w:color="FFFFFF" w:sz="0"/>
+          <w:insideH w:val="none" w:color="FFFFFF" w:sz="0"/>
+          <w:insideV w:val="none" w:color="FFFFFF" w:sz="0"/>
+        </w:tblBorders>
+        <w:tblLayout w:type="fixed"/>
+      </w:tblPr>
+      <w:tblGrid>
+        <w:gridCol w:w="400"/>
+        <w:gridCol w:w="8388"/>
+        <w:gridCol w:w="850"/>
+      </w:tblGrid>
+      <w:tr>
+        <w:trPr>
+          <w:cantSplit/>
+        </w:trPr>
+        <w:tc>
+          <w:tcPr>
+            <w:tcW w:type="dxa" w:w="400"/>
+            <w:tcMar>
+              <w:top w:type="dxa" w:w="60"/>
+              <w:left w:type="dxa" w:w="0"/>
+              <w:bottom w:type="dxa" w:w="70"/>
+              <w:right w:type="dxa" w:w="0"/>
+            </w:tcMar>
+          </w:tcPr>
+          <w:p>
+            <w:pPr>
+              <w:spacing w:after="0" w:before="0" w:line="264"/>
+            </w:pPr>
+            <w:r>
+              <w:rPr>
+                <w:rFonts w:ascii="Calibri" w:cs="Calibri" w:eastAsia="Calibri" w:hAnsi="Calibri"/>
+                <w:b/>
+                <w:bCs/>
+                <w:color w:val="1F4E79"/>
+                <w:sz w:val="22"/>
+                <w:szCs w:val="22"/>
+              </w:rPr>
+              <w:t xml:space="preserve">a)</w:t>
+            </w:r>
+          </w:p>
+        </w:tc>
+        <w:tc>
+          <w:tcPr>
+            <w:tcW w:type="dxa" w:w="8388"/>
+            <w:tcMar>
+              <w:top w:type="dxa" w:w="60"/>
+              <w:left w:type="dxa" w:w="0"/>
+              <w:bottom w:type="dxa" w:w="70"/>
+              <w:right w:type="dxa" w:w="80"/>
+            </w:tcMar>
+          </w:tcPr>
+          <w:p>
+            <w:pPr>
+              <w:keepNext/>
+              <w:spacing w:after="0" w:before="0" w:line="264"/>
+            </w:pPr>
+            <w:r>
+              <w:rPr>
+                <w:rFonts w:ascii="Calibri" w:cs="Calibri" w:eastAsia="Calibri" w:hAnsi="Calibri"/>
+                <w:color w:val="222222"/>
+                <w:sz w:val="22"/>
+                <w:szCs w:val="22"/>
+              </w:rPr>
+              <w:t xml:space="preserve">Gib für n = 200 Punktestände ohne Doppel die Anzahl der Vergleiche von A und die Anzahl der Abfragen von B an.</w:t>
+            </w:r>
+          </w:p>
+        </w:tc>
+        <w:tc>
+          <w:tcPr>
+            <w:tcW w:type="dxa" w:w="850"/>
+            <w:tcMar>
+              <w:top w:type="dxa" w:w="60"/>
+              <w:left w:type="dxa" w:w="0"/>
+              <w:bottom w:type="dxa" w:w="70"/>
+              <w:right w:type="dxa" w:w="0"/>
+            </w:tcMar>
+            <w:vAlign w:val="bottom"/>
+          </w:tcPr>
+          <w:p>
+            <w:pPr>
+              <w:spacing w:after="0" w:before="0"/>
+              <w:jc w:val="right"/>
+            </w:pPr>
+            <w:r>
+              <w:rPr>
+                <w:b/>
+                <w:bCs/>
+                <w:color w:val="1F4E79"/>
+                <w:sz w:val="20"/>
+                <w:szCs w:val="20"/>
+              </w:rPr>
+              <w:t xml:space="preserve">[2 BE]</w:t>
+            </w:r>
+          </w:p>
+        </w:tc>
+      </w:tr>
+    </w:tbl>
+    <w:p>
+      <w:pPr>
+        <w:keepNext/>
+        <w:spacing w:after="0" w:before="0" w:line="40" w:lineRule="exact"/>
+      </w:pPr>
+    </w:p>
+    <w:tbl>
+      <w:tblPr>
+        <w:tblW w:type="dxa" w:w="9238"/>
+        <w:tblInd w:type="dxa" w:w="400"/>
+        <w:tblBorders>
+          <w:top w:val="none" w:color="FFFFFF" w:sz="0"/>
+          <w:left w:val="none" w:color="FFFFFF" w:sz="0"/>
+          <w:bottom w:val="none" w:color="FFFFFF" w:sz="0"/>
+          <w:right w:val="none" w:color="FFFFFF" w:sz="0"/>
+          <w:insideH w:val="none" w:color="FFFFFF" w:sz="0"/>
+          <w:insideV w:val="none" w:color="FFFFFF" w:sz="0"/>
+        </w:tblBorders>
+        <w:tblLayout w:type="fixed"/>
+      </w:tblPr>
+      <w:tblGrid>
+        <w:gridCol w:w="9238"/>
+      </w:tblGrid>
+      <w:tr>
+        <w:trPr>
+          <w:cantSplit/>
+          <w:trHeight w:val="450" w:hRule="exact"/>
+        </w:trPr>
+        <w:tc>
+          <w:tcPr>
+            <w:tcW w:type="dxa" w:w="9238"/>
+            <w:tcBorders>
+              <w:top w:val="none" w:color="FFFFFF" w:sz="0"/>
+              <w:left w:val="none" w:color="FFFFFF" w:sz="0"/>
+              <w:bottom w:val="single" w:color="A6A6A6" w:sz="4"/>
+              <w:right w:val="none" w:color="FFFFFF" w:sz="0"/>
+            </w:tcBorders>
+            <w:tcMar>
+              <w:top w:type="dxa" w:w="0"/>
+              <w:left w:type="dxa" w:w="0"/>
+              <w:bottom w:type="dxa" w:w="0"/>
+              <w:right w:type="dxa" w:w="0"/>
+            </w:tcMar>
+          </w:tcPr>
+          <w:p>
+            <w:pPr>
+              <w:keepNext/>
+            </w:pPr>
+          </w:p>
+        </w:tc>
+      </w:tr>
+      <w:tr>
+        <w:trPr>
+          <w:cantSplit/>
+          <w:trHeight w:val="450" w:hRule="exact"/>
+        </w:trPr>
+        <w:tc>
+          <w:tcPr>
+            <w:tcW w:type="dxa" w:w="9238"/>
+            <w:tcBorders>
+              <w:top w:val="none" w:color="FFFFFF" w:sz="0"/>
+              <w:left w:val="none" w:color="FFFFFF" w:sz="0"/>
+              <w:bottom w:val="single" w:color="A6A6A6" w:sz="4"/>
+              <w:right w:val="none" w:color="FFFFFF" w:sz="0"/>
+            </w:tcBorders>
+            <w:tcMar>
+              <w:top w:type="dxa" w:w="0"/>
+              <w:left w:type="dxa" w:w="0"/>
+              <w:bottom w:type="dxa" w:w="0"/>
+              <w:right w:type="dxa" w:w="0"/>
+            </w:tcMar>
+          </w:tcPr>
+          <w:p>
+            <w:pPr>
+              <w:keepNext w:val="false"/>
+            </w:pPr>
+          </w:p>
+        </w:tc>
+      </w:tr>
+    </w:tbl>
+    <w:p>
+      <w:pPr>
+        <w:keepNext/>
+        <w:spacing w:after="0" w:before="0" w:line="40" w:lineRule="exact"/>
+      </w:pPr>
+    </w:p>
+    <w:tbl>
+      <w:tblPr>
+        <w:tblW w:type="dxa" w:w="9638"/>
+        <w:tblBorders>
+          <w:top w:val="none" w:color="FFFFFF" w:sz="0"/>
+          <w:left w:val="none" w:color="FFFFFF" w:sz="0"/>
+          <w:bottom w:val="none" w:color="FFFFFF" w:sz="0"/>
+          <w:right w:val="none" w:color="FFFFFF" w:sz="0"/>
+          <w:insideH w:val="none" w:color="FFFFFF" w:sz="0"/>
+          <w:insideV w:val="none" w:color="FFFFFF" w:sz="0"/>
+        </w:tblBorders>
+        <w:tblLayout w:type="fixed"/>
+      </w:tblPr>
+      <w:tblGrid>
+        <w:gridCol w:w="400"/>
+        <w:gridCol w:w="8388"/>
+        <w:gridCol w:w="850"/>
+      </w:tblGrid>
+      <w:tr>
+        <w:trPr>
+          <w:cantSplit/>
+        </w:trPr>
+        <w:tc>
+          <w:tcPr>
+            <w:tcW w:type="dxa" w:w="400"/>
+            <w:tcMar>
+              <w:top w:type="dxa" w:w="60"/>
+              <w:left w:type="dxa" w:w="0"/>
+              <w:bottom w:type="dxa" w:w="70"/>
+              <w:right w:type="dxa" w:w="0"/>
+            </w:tcMar>
+          </w:tcPr>
+          <w:p>
+            <w:pPr>
+              <w:spacing w:after="0" w:before="0" w:line="264"/>
+            </w:pPr>
+            <w:r>
+              <w:rPr>
+                <w:rFonts w:ascii="Calibri" w:cs="Calibri" w:eastAsia="Calibri" w:hAnsi="Calibri"/>
+                <w:b/>
+                <w:bCs/>
+                <w:color w:val="1F4E79"/>
+                <w:sz w:val="22"/>
+                <w:szCs w:val="22"/>
+              </w:rPr>
+              <w:t xml:space="preserve">b)</w:t>
+            </w:r>
+          </w:p>
+        </w:tc>
+        <w:tc>
+          <w:tcPr>
+            <w:tcW w:type="dxa" w:w="8388"/>
+            <w:tcMar>
+              <w:top w:type="dxa" w:w="60"/>
+              <w:left w:type="dxa" w:w="0"/>
+              <w:bottom w:type="dxa" w:w="70"/>
+              <w:right w:type="dxa" w:w="80"/>
+            </w:tcMar>
+          </w:tcPr>
+          <w:p>
+            <w:pPr>
+              <w:keepNext/>
+              <w:spacing w:after="0" w:before="0" w:line="264"/>
+            </w:pPr>
+            <w:r>
+              <w:rPr>
+                <w:rFonts w:ascii="Calibri" w:cs="Calibri" w:eastAsia="Calibri" w:hAnsi="Calibri"/>
+                <w:color w:val="222222"/>
+                <w:sz w:val="22"/>
+                <w:szCs w:val="22"/>
+              </w:rPr>
+              <w:t xml:space="preserve">Gib den zusätzlichen Speicherbedarf von A und von B an.</w:t>
+            </w:r>
+          </w:p>
+        </w:tc>
+        <w:tc>
+          <w:tcPr>
+            <w:tcW w:type="dxa" w:w="850"/>
+            <w:tcMar>
+              <w:top w:type="dxa" w:w="60"/>
+              <w:left w:type="dxa" w:w="0"/>
+              <w:bottom w:type="dxa" w:w="70"/>
+              <w:right w:type="dxa" w:w="0"/>
+            </w:tcMar>
+            <w:vAlign w:val="bottom"/>
+          </w:tcPr>
+          <w:p>
+            <w:pPr>
+              <w:spacing w:after="0" w:before="0"/>
+              <w:jc w:val="right"/>
+            </w:pPr>
+            <w:r>
+              <w:rPr>
+                <w:b/>
+                <w:bCs/>
+                <w:color w:val="1F4E79"/>
+                <w:sz w:val="20"/>
+                <w:szCs w:val="20"/>
+              </w:rPr>
+              <w:t xml:space="preserve">[2 BE]</w:t>
+            </w:r>
+          </w:p>
+        </w:tc>
+      </w:tr>
+    </w:tbl>
+    <w:p>
+      <w:pPr>
+        <w:keepNext/>
+        <w:spacing w:after="0" w:before="0" w:line="40" w:lineRule="exact"/>
+      </w:pPr>
+    </w:p>
+    <w:tbl>
+      <w:tblPr>
+        <w:tblW w:type="dxa" w:w="9238"/>
+        <w:tblInd w:type="dxa" w:w="400"/>
+        <w:tblBorders>
+          <w:top w:val="none" w:color="FFFFFF" w:sz="0"/>
+          <w:left w:val="none" w:color="FFFFFF" w:sz="0"/>
+          <w:bottom w:val="none" w:color="FFFFFF" w:sz="0"/>
+          <w:right w:val="none" w:color="FFFFFF" w:sz="0"/>
+          <w:insideH w:val="none" w:color="FFFFFF" w:sz="0"/>
+          <w:insideV w:val="none" w:color="FFFFFF" w:sz="0"/>
+        </w:tblBorders>
+        <w:tblLayout w:type="fixed"/>
+      </w:tblPr>
+      <w:tblGrid>
+        <w:gridCol w:w="9238"/>
+      </w:tblGrid>
+      <w:tr>
+        <w:trPr>
+          <w:cantSplit/>
+          <w:trHeight w:val="450" w:hRule="exact"/>
+        </w:trPr>
+        <w:tc>
+          <w:tcPr>
+            <w:tcW w:type="dxa" w:w="9238"/>
+            <w:tcBorders>
+              <w:top w:val="none" w:color="FFFFFF" w:sz="0"/>
+              <w:left w:val="none" w:color="FFFFFF" w:sz="0"/>
+              <w:bottom w:val="single" w:color="A6A6A6" w:sz="4"/>
+              <w:right w:val="none" w:color="FFFFFF" w:sz="0"/>
+            </w:tcBorders>
+            <w:tcMar>
+              <w:top w:type="dxa" w:w="0"/>
+              <w:left w:type="dxa" w:w="0"/>
+              <w:bottom w:type="dxa" w:w="0"/>
+              <w:right w:type="dxa" w:w="0"/>
+            </w:tcMar>
+          </w:tcPr>
+          <w:p>
+            <w:pPr>
+              <w:keepNext/>
+            </w:pPr>
+          </w:p>
+        </w:tc>
+      </w:tr>
+      <w:tr>
+        <w:trPr>
+          <w:cantSplit/>
+          <w:trHeight w:val="450" w:hRule="exact"/>
+        </w:trPr>
+        <w:tc>
+          <w:tcPr>
+            <w:tcW w:type="dxa" w:w="9238"/>
+            <w:tcBorders>
+              <w:top w:val="none" w:color="FFFFFF" w:sz="0"/>
+              <w:left w:val="none" w:color="FFFFFF" w:sz="0"/>
+              <w:bottom w:val="single" w:color="A6A6A6" w:sz="4"/>
+              <w:right w:val="none" w:color="FFFFFF" w:sz="0"/>
+            </w:tcBorders>
+            <w:tcMar>
+              <w:top w:type="dxa" w:w="0"/>
+              <w:left w:type="dxa" w:w="0"/>
+              <w:bottom w:type="dxa" w:w="0"/>
+              <w:right w:type="dxa" w:w="0"/>
+            </w:tcMar>
+          </w:tcPr>
+          <w:p>
+            <w:pPr>
+              <w:keepNext w:val="false"/>
+            </w:pPr>
+          </w:p>
+        </w:tc>
+      </w:tr>
+    </w:tbl>
+    <w:p>
+      <w:pPr>
+        <w:keepNext/>
+        <w:spacing w:after="0" w:before="0" w:line="40" w:lineRule="exact"/>
+      </w:pPr>
+    </w:p>
+    <w:tbl>
+      <w:tblPr>
+        <w:tblW w:type="dxa" w:w="9638"/>
+        <w:tblBorders>
+          <w:top w:val="none" w:color="FFFFFF" w:sz="0"/>
+          <w:left w:val="none" w:color="FFFFFF" w:sz="0"/>
+          <w:bottom w:val="none" w:color="FFFFFF" w:sz="0"/>
+          <w:right w:val="none" w:color="FFFFFF" w:sz="0"/>
+          <w:insideH w:val="none" w:color="FFFFFF" w:sz="0"/>
+          <w:insideV w:val="none" w:color="FFFFFF" w:sz="0"/>
+        </w:tblBorders>
+        <w:tblLayout w:type="fixed"/>
+      </w:tblPr>
+      <w:tblGrid>
+        <w:gridCol w:w="400"/>
+        <w:gridCol w:w="8388"/>
+        <w:gridCol w:w="850"/>
+      </w:tblGrid>
+      <w:tr>
+        <w:trPr>
+          <w:cantSplit/>
+        </w:trPr>
+        <w:tc>
+          <w:tcPr>
+            <w:tcW w:type="dxa" w:w="400"/>
+            <w:tcMar>
+              <w:top w:type="dxa" w:w="60"/>
+              <w:left w:type="dxa" w:w="0"/>
+              <w:bottom w:type="dxa" w:w="70"/>
+              <w:right w:type="dxa" w:w="0"/>
+            </w:tcMar>
+          </w:tcPr>
+          <w:p>
+            <w:pPr>
+              <w:spacing w:after="0" w:before="0" w:line="264"/>
+            </w:pPr>
+            <w:r>
+              <w:rPr>
+                <w:rFonts w:ascii="Calibri" w:cs="Calibri" w:eastAsia="Calibri" w:hAnsi="Calibri"/>
+                <w:b/>
+                <w:bCs/>
+                <w:color w:val="1F4E79"/>
+                <w:sz w:val="22"/>
+                <w:szCs w:val="22"/>
+              </w:rPr>
+              <w:t xml:space="preserve">c)</w:t>
+            </w:r>
+          </w:p>
+        </w:tc>
+        <w:tc>
+          <w:tcPr>
+            <w:tcW w:type="dxa" w:w="8388"/>
+            <w:tcMar>
+              <w:top w:type="dxa" w:w="60"/>
+              <w:left w:type="dxa" w:w="0"/>
+              <w:bottom w:type="dxa" w:w="70"/>
+              <w:right w:type="dxa" w:w="80"/>
+            </w:tcMar>
+          </w:tcPr>
+          <w:p>
+            <w:pPr>
+              <w:keepNext/>
+              <w:spacing w:after="0" w:before="0" w:line="264"/>
+            </w:pPr>
+            <w:r>
+              <w:rPr>
+                <w:rFonts w:ascii="Calibri" w:cs="Calibri" w:eastAsia="Calibri" w:hAnsi="Calibri"/>
+                <w:b/>
+                <w:bCs/>
+                <w:color w:val="222222"/>
+                <w:sz w:val="22"/>
+                <w:szCs w:val="22"/>
+              </w:rPr>
+              <w:t xml:space="preserve">Beurteile</w:t>
+            </w:r>
+            <w:r>
+              <w:rPr>
+                <w:rFonts w:ascii="Calibri" w:cs="Calibri" w:eastAsia="Calibri" w:hAnsi="Calibri"/>
+                <w:color w:val="222222"/>
+                <w:sz w:val="22"/>
+                <w:szCs w:val="22"/>
+              </w:rPr>
+              <w:t xml:space="preserve"> die Effizienz beider Verfahren unter Abschätzung des Speicherbedarfs und der Zahl der Operationen. Berücksichtige auch den Fall, dass die Punktestände beliebige </w:t>
+            </w:r>
+            <w:r>
+              <w:rPr>
+                <w:rFonts w:ascii="Consolas" w:cs="Consolas" w:eastAsia="Consolas" w:hAnsi="Consolas"/>
+                <w:color w:val="1A1A1A"/>
+                <w:sz w:val="20"/>
+                <w:szCs w:val="20"/>
+                <w:shd w:fill="EDEDED" w:color="auto" w:val="clear"/>
+              </w:rPr>
+              <w:t xml:space="preserve">int</w:t>
+            </w:r>
+            <w:r>
+              <w:rPr>
+                <w:rFonts w:ascii="Calibri" w:cs="Calibri" w:eastAsia="Calibri" w:hAnsi="Calibri"/>
+                <w:color w:val="222222"/>
+                <w:sz w:val="22"/>
+                <w:szCs w:val="22"/>
+              </w:rPr>
+              <w:t xml:space="preserve">-Werte sein dürfen.</w:t>
+            </w:r>
+          </w:p>
+        </w:tc>
+        <w:tc>
+          <w:tcPr>
+            <w:tcW w:type="dxa" w:w="850"/>
+            <w:tcMar>
+              <w:top w:type="dxa" w:w="60"/>
+              <w:left w:type="dxa" w:w="0"/>
+              <w:bottom w:type="dxa" w:w="70"/>
+              <w:right w:type="dxa" w:w="0"/>
+            </w:tcMar>
+            <w:vAlign w:val="bottom"/>
+          </w:tcPr>
+          <w:p>
+            <w:pPr>
+              <w:spacing w:after="0" w:before="0"/>
+              <w:jc w:val="right"/>
+            </w:pPr>
+            <w:r>
+              <w:rPr>
+                <w:b/>
+                <w:bCs/>
+                <w:color w:val="1F4E79"/>
+                <w:sz w:val="20"/>
+                <w:szCs w:val="20"/>
+              </w:rPr>
+              <w:t xml:space="preserve">[4 BE]</w:t>
+            </w:r>
+          </w:p>
+        </w:tc>
+      </w:tr>
+    </w:tbl>
+    <w:p>
+      <w:pPr>
+        <w:keepNext/>
+        <w:spacing w:after="0" w:before="0" w:line="40" w:lineRule="exact"/>
+      </w:pPr>
+    </w:p>
+    <w:tbl>
+      <w:tblPr>
+        <w:tblW w:type="dxa" w:w="9238"/>
+        <w:tblInd w:type="dxa" w:w="400"/>
+        <w:tblBorders>
+          <w:top w:val="none" w:color="FFFFFF" w:sz="0"/>
+          <w:left w:val="none" w:color="FFFFFF" w:sz="0"/>
+          <w:bottom w:val="none" w:color="FFFFFF" w:sz="0"/>
+          <w:right w:val="none" w:color="FFFFFF" w:sz="0"/>
+          <w:insideH w:val="none" w:color="FFFFFF" w:sz="0"/>
+          <w:insideV w:val="none" w:color="FFFFFF" w:sz="0"/>
+        </w:tblBorders>
+        <w:tblLayout w:type="fixed"/>
+      </w:tblPr>
+      <w:tblGrid>
+        <w:gridCol w:w="9238"/>
+      </w:tblGrid>
+      <w:tr>
+        <w:trPr>
+          <w:cantSplit/>
+          <w:trHeight w:val="450" w:hRule="exact"/>
+        </w:trPr>
+        <w:tc>
+          <w:tcPr>
+            <w:tcW w:type="dxa" w:w="9238"/>
+            <w:tcBorders>
+              <w:top w:val="none" w:color="FFFFFF" w:sz="0"/>
+              <w:left w:val="none" w:color="FFFFFF" w:sz="0"/>
+              <w:bottom w:val="single" w:color="A6A6A6" w:sz="4"/>
+              <w:right w:val="none" w:color="FFFFFF" w:sz="0"/>
+            </w:tcBorders>
+            <w:tcMar>
+              <w:top w:type="dxa" w:w="0"/>
+              <w:left w:type="dxa" w:w="0"/>
+              <w:bottom w:type="dxa" w:w="0"/>
+              <w:right w:type="dxa" w:w="0"/>
+            </w:tcMar>
+          </w:tcPr>
+          <w:p>
+            <w:pPr>
+              <w:keepNext/>
+            </w:pPr>
+          </w:p>
+        </w:tc>
+      </w:tr>
+      <w:tr>
+        <w:trPr>
+          <w:cantSplit/>
+          <w:trHeight w:val="450" w:hRule="exact"/>
+        </w:trPr>
+        <w:tc>
+          <w:tcPr>
+            <w:tcW w:type="dxa" w:w="9238"/>
+            <w:tcBorders>
+              <w:top w:val="none" w:color="FFFFFF" w:sz="0"/>
+              <w:left w:val="none" w:color="FFFFFF" w:sz="0"/>
+              <w:bottom w:val="single" w:color="A6A6A6" w:sz="4"/>
+              <w:right w:val="none" w:color="FFFFFF" w:sz="0"/>
+            </w:tcBorders>
+            <w:tcMar>
+              <w:top w:type="dxa" w:w="0"/>
+              <w:left w:type="dxa" w:w="0"/>
+              <w:bottom w:type="dxa" w:w="0"/>
+              <w:right w:type="dxa" w:w="0"/>
+            </w:tcMar>
+          </w:tcPr>
+          <w:p>
+            <w:pPr>
+              <w:keepNext/>
+            </w:pPr>
+          </w:p>
+        </w:tc>
+      </w:tr>
+      <w:tr>
+        <w:trPr>
+          <w:cantSplit/>
+          <w:trHeight w:val="450" w:hRule="exact"/>
+        </w:trPr>
+        <w:tc>
+          <w:tcPr>
+            <w:tcW w:type="dxa" w:w="9238"/>
+            <w:tcBorders>
+              <w:top w:val="none" w:color="FFFFFF" w:sz="0"/>
+              <w:left w:val="none" w:color="FFFFFF" w:sz="0"/>
+              <w:bottom w:val="single" w:color="A6A6A6" w:sz="4"/>
+              <w:right w:val="none" w:color="FFFFFF" w:sz="0"/>
+            </w:tcBorders>
+            <w:tcMar>
+              <w:top w:type="dxa" w:w="0"/>
+              <w:left w:type="dxa" w:w="0"/>
+              <w:bottom w:type="dxa" w:w="0"/>
+              <w:right w:type="dxa" w:w="0"/>
+            </w:tcMar>
+          </w:tcPr>
+          <w:p>
+            <w:pPr>
+              <w:keepNext/>
+            </w:pPr>
+          </w:p>
+        </w:tc>
+      </w:tr>
+      <w:tr>
+        <w:trPr>
+          <w:cantSplit/>
+          <w:trHeight w:val="450" w:hRule="exact"/>
+        </w:trPr>
+        <w:tc>
+          <w:tcPr>
+            <w:tcW w:type="dxa" w:w="9238"/>
+            <w:tcBorders>
+              <w:top w:val="none" w:color="FFFFFF" w:sz="0"/>
+              <w:left w:val="none" w:color="FFFFFF" w:sz="0"/>
+              <w:bottom w:val="single" w:color="A6A6A6" w:sz="4"/>
+              <w:right w:val="none" w:color="FFFFFF" w:sz="0"/>
+            </w:tcBorders>
+            <w:tcMar>
+              <w:top w:type="dxa" w:w="0"/>
+              <w:left w:type="dxa" w:w="0"/>
+              <w:bottom w:type="dxa" w:w="0"/>
+              <w:right w:type="dxa" w:w="0"/>
+            </w:tcMar>
+          </w:tcPr>
+          <w:p>
+            <w:pPr>
+              <w:keepNext w:val="false"/>
+            </w:pPr>
+          </w:p>
+        </w:tc>
+      </w:tr>
+    </w:tbl>
+    <w:tbl>
+      <w:tblPr>
+        <w:tblW w:type="dxa" w:w="9238"/>
+        <w:tblInd w:type="dxa" w:w="400"/>
+        <w:tblBorders>
+          <w:top w:val="none" w:color="FFFFFF" w:sz="0"/>
+          <w:left w:val="none" w:color="FFFFFF" w:sz="0"/>
+          <w:bottom w:val="none" w:color="FFFFFF" w:sz="0"/>
+          <w:right w:val="none" w:color="FFFFFF" w:sz="0"/>
+          <w:insideH w:val="none" w:color="FFFFFF" w:sz="0"/>
+          <w:insideV w:val="none" w:color="FFFFFF" w:sz="0"/>
+        </w:tblBorders>
+        <w:tblLayout w:type="fixed"/>
+      </w:tblPr>
+      <w:tblGrid>
+        <w:gridCol w:w="9238"/>
+      </w:tblGrid>
+      <w:tr>
+        <w:trPr>
+          <w:cantSplit/>
+          <w:trHeight w:val="450" w:hRule="exact"/>
+        </w:trPr>
+        <w:tc>
+          <w:tcPr>
+            <w:tcW w:type="dxa" w:w="9238"/>
+            <w:tcBorders>
+              <w:top w:val="none" w:color="FFFFFF" w:sz="0"/>
+              <w:left w:val="none" w:color="FFFFFF" w:sz="0"/>
+              <w:bottom w:val="single" w:color="A6A6A6" w:sz="4"/>
+              <w:right w:val="none" w:color="FFFFFF" w:sz="0"/>
+            </w:tcBorders>
+            <w:tcMar>
+              <w:top w:type="dxa" w:w="0"/>
+              <w:left w:type="dxa" w:w="0"/>
+              <w:bottom w:type="dxa" w:w="0"/>
+              <w:right w:type="dxa" w:w="0"/>
+            </w:tcMar>
+          </w:tcPr>
+          <w:p>
+            <w:pPr>
+              <w:keepNext/>
+            </w:pPr>
+          </w:p>
+        </w:tc>
+      </w:tr>
+      <w:tr>
+        <w:trPr>
+          <w:cantSplit/>
+          <w:trHeight w:val="450" w:hRule="exact"/>
+        </w:trPr>
+        <w:tc>
+          <w:tcPr>
+            <w:tcW w:type="dxa" w:w="9238"/>
+            <w:tcBorders>
+              <w:top w:val="none" w:color="FFFFFF" w:sz="0"/>
+              <w:left w:val="none" w:color="FFFFFF" w:sz="0"/>
+              <w:bottom w:val="single" w:color="A6A6A6" w:sz="4"/>
+              <w:right w:val="none" w:color="FFFFFF" w:sz="0"/>
+            </w:tcBorders>
+            <w:tcMar>
+              <w:top w:type="dxa" w:w="0"/>
+              <w:left w:type="dxa" w:w="0"/>
+              <w:bottom w:type="dxa" w:w="0"/>
+              <w:right w:type="dxa" w:w="0"/>
+            </w:tcMar>
+          </w:tcPr>
+          <w:p>
+            <w:pPr>
+              <w:keepNext w:val="false"/>
+            </w:pPr>
+          </w:p>
+        </w:tc>
+      </w:tr>
+    </w:tbl>
+    <w:p>
+      <w:pPr>
+        <w:keepNext/>
+        <w:spacing w:after="0" w:before="0" w:line="40" w:lineRule="exact"/>
+      </w:pPr>
+    </w:p>
+    <w:tbl>
+      <w:tblPr>
+        <w:tblW w:type="dxa" w:w="9638"/>
+        <w:tblBorders>
+          <w:top w:val="none" w:color="FFFFFF" w:sz="0"/>
+          <w:left w:val="none" w:color="FFFFFF" w:sz="0"/>
+          <w:bottom w:val="none" w:color="FFFFFF" w:sz="0"/>
+          <w:right w:val="none" w:color="FFFFFF" w:sz="0"/>
+          <w:insideH w:val="none" w:color="FFFFFF" w:sz="0"/>
+          <w:insideV w:val="none" w:color="FFFFFF" w:sz="0"/>
+        </w:tblBorders>
+        <w:tblLayout w:type="fixed"/>
+      </w:tblPr>
+      <w:tblGrid>
+        <w:gridCol w:w="9638"/>
+      </w:tblGrid>
+      <w:tr>
+        <w:trPr>
+          <w:cantSplit/>
+        </w:trPr>
+        <w:tc>
+          <w:tcPr>
+            <w:tcW w:type="dxa" w:w="9638"/>
+            <w:tcBorders>
+              <w:top w:val="single" w:color="C00000" w:sz="12"/>
+              <w:left w:val="single" w:color="C00000" w:sz="12"/>
+              <w:bottom w:val="single" w:color="C00000" w:sz="12"/>
+              <w:right w:val="single" w:color="C00000" w:sz="12"/>
+            </w:tcBorders>
+            <w:shd w:fill="FFFFFF" w:color="auto" w:val="clear"/>
+            <w:tcMar>
+              <w:top w:type="dxa" w:w="110"/>
+              <w:left w:type="dxa" w:w="200"/>
+              <w:bottom w:type="dxa" w:w="110"/>
+              <w:right w:type="dxa" w:w="180"/>
+            </w:tcMar>
+          </w:tcPr>
+          <w:p>
+            <w:pPr>
+              <w:keepNext/>
+              <w:spacing w:after="80"/>
+            </w:pPr>
+            <w:r>
+              <w:rPr>
+                <w:rFonts w:ascii="Calibri" w:cs="Calibri" w:eastAsia="Calibri" w:hAnsi="Calibri"/>
+                <w:b/>
+                <w:bCs/>
+                <w:color w:val="C00000"/>
+                <w:sz w:val="23"/>
+                <w:szCs w:val="23"/>
+              </w:rPr>
+              <w:t xml:space="preserve">Achtung Abi (nur Leistungskurs): Effizienz beurteilen</w:t>
+            </w:r>
+          </w:p>
+          <w:p>
+            <w:pPr>
+              <w:pStyle w:val="ListParagraph"/>
+              <w:numPr>
+                <w:ilvl w:val="0"/>
+                <w:numId w:val="2"/>
+              </w:numPr>
+              <w:spacing w:after="50" w:line="259"/>
+            </w:pPr>
+            <w:r>
+              <w:rPr>
+                <w:rFonts w:ascii="Calibri" w:cs="Calibri" w:eastAsia="Calibri" w:hAnsi="Calibri"/>
+                <w:b/>
+                <w:bCs/>
+                <w:color w:val="222222"/>
+                <w:sz w:val="22"/>
+                <w:szCs w:val="22"/>
+              </w:rPr>
+              <w:t xml:space="preserve">Beide Größen:</w:t>
+            </w:r>
+            <w:r>
+              <w:rPr>
+                <w:rFonts w:ascii="Calibri" w:cs="Calibri" w:eastAsia="Calibri" w:hAnsi="Calibri"/>
+                <w:color w:val="222222"/>
+                <w:sz w:val="22"/>
+                <w:szCs w:val="22"/>
+              </w:rPr>
+              <w:t xml:space="preserve"> Zahl der Operationen und Speicherbedarf – jeweils abhängig von n (konstant, linear, quadratisch …).</w:t>
+            </w:r>
+          </w:p>
+          <w:p>
+            <w:pPr>
+              <w:pStyle w:val="ListParagraph"/>
+              <w:numPr>
+                <w:ilvl w:val="0"/>
+                <w:numId w:val="2"/>
+              </w:numPr>
+              <w:spacing w:after="50" w:line="259"/>
+            </w:pPr>
+            <w:r>
+              <w:rPr>
+                <w:rFonts w:ascii="Calibri" w:cs="Calibri" w:eastAsia="Calibri" w:hAnsi="Calibri"/>
+                <w:b/>
+                <w:bCs/>
+                <w:color w:val="222222"/>
+                <w:sz w:val="22"/>
+                <w:szCs w:val="22"/>
+              </w:rPr>
+              <w:t xml:space="preserve">Vergleich und Urteil:</w:t>
+            </w:r>
+            <w:r>
+              <w:rPr>
+                <w:rFonts w:ascii="Calibri" w:cs="Calibri" w:eastAsia="Calibri" w:hAnsi="Calibri"/>
+                <w:color w:val="222222"/>
+                <w:sz w:val="22"/>
+                <w:szCs w:val="22"/>
+              </w:rPr>
+              <w:t xml:space="preserve"> Welches Verfahren ist wo besser, und wofür entscheidest du dich in der konkreten Situation (n groß oder klein, Wertebereich, Original soll unverändert bleiben …)? Ohne begründetes Urteil ist „beurteilen“ nicht erfüllt (P10).</w:t>
+            </w:r>
+          </w:p>
+          <w:p>
+            <w:pPr>
+              <w:pStyle w:val="ListParagraph"/>
+              <w:numPr>
+                <w:ilvl w:val="0"/>
+                <w:numId w:val="2"/>
+              </w:numPr>
+              <w:spacing w:after="50" w:line="259"/>
+            </w:pPr>
+            <w:r>
+              <w:rPr>
+                <w:rFonts w:ascii="Calibri" w:cs="Calibri" w:eastAsia="Calibri" w:hAnsi="Calibri"/>
+                <w:b/>
+                <w:bCs/>
+                <w:color w:val="222222"/>
+                <w:sz w:val="22"/>
+                <w:szCs w:val="22"/>
+              </w:rPr>
+              <w:t xml:space="preserve">Musterformulierung:</w:t>
+            </w:r>
+            <w:r>
+              <w:rPr>
+                <w:rFonts w:ascii="Calibri" w:cs="Calibri" w:eastAsia="Calibri" w:hAnsi="Calibri"/>
+                <w:color w:val="222222"/>
+                <w:sz w:val="22"/>
+                <w:szCs w:val="22"/>
+              </w:rPr>
+              <w:t xml:space="preserve"> „B benötigt nur n Abfragen statt n(n − 1)/2 Vergleiche, dafür zusätzlich eine Reihung mit 1001 Feldern. Für große Ranglisten mit Punkten von 0 bis 1000 ist B daher effizienter; bei beliebigen int-Werten wäre die Strichliste zu groß – dann ist A vorzuziehen.“</w:t>
+            </w:r>
+          </w:p>
+        </w:tc>
+      </w:tr>
+    </w:tbl>
+    <w:p>
+      <w:pPr>
+        <w:keepNext/>
+        <w:spacing w:after="0" w:before="0" w:line="40" w:lineRule="exact"/>
       </w:pPr>
     </w:p>
     <w:tbl>
@@ -16641,7 +18830,7 @@
                 <w:sz w:val="23"/>
                 <w:szCs w:val="23"/>
               </w:rPr>
-              <w:t xml:space="preserve">🎯 Im Lab üben: Level 2.3 und 2.4 – Punkte gibt es dort automatisch</w:t>
+              <w:t xml:space="preserve">🎯 Im Lab üben: Level 2.3 bis 2.5 – Punkte gibt es dort automatisch</w:t>
             </w:r>
           </w:p>
           <w:p>
@@ -16702,6 +18891,36 @@
                 <w:szCs w:val="22"/>
               </w:rPr>
               <w:t xml:space="preserve"> – zu Teil B (Aufgaben 4–7)</w:t>
+            </w:r>
+          </w:p>
+          <w:p>
+            <w:pPr>
+              <w:pStyle w:val="ListParagraph"/>
+              <w:numPr>
+                <w:ilvl w:val="0"/>
+                <w:numId w:val="2"/>
+              </w:numPr>
+              <w:spacing w:after="50" w:line="259"/>
+            </w:pPr>
+            <w:r>
+              <w:rPr>
+                <w:rFonts w:ascii="Calibri" w:cs="Calibri" w:eastAsia="Calibri" w:hAnsi="Calibri"/>
+                <w:b/>
+                <w:bCs/>
+                <w:color w:val="222222"/>
+                <w:sz w:val="22"/>
+                <w:szCs w:val="22"/>
+              </w:rPr>
+              <w:t xml:space="preserve">Level 2.5 „Das Archiv – Speicherbedarf und Effizienz beurteilen“</w:t>
+            </w:r>
+            <w:r>
+              <w:rPr>
+                <w:rFonts w:ascii="Calibri" w:cs="Calibri" w:eastAsia="Calibri" w:hAnsi="Calibri"/>
+                <w:color w:val="222222"/>
+                <w:sz w:val="22"/>
+                <w:szCs w:val="22"/>
+              </w:rPr>
+              <w:t xml:space="preserve"> – zu Teil C (Aufgaben 8–9, nur LK)</w:t>
             </w:r>
           </w:p>
           <w:p>
